--- a/tutorial/Trig_Functions_Tutorial.docx
+++ b/tutorial/Trig_Functions_Tutorial.docx
@@ -43,7 +43,7 @@
     </w:p>
     <w:p>
       <w:pPr>
-        <w:shd w:fill="F2F2F2" w:val="clear"/>
+        <w:shd w:fill="F0F0E8" w:val="clear"/>
         <w:spacing w:after="0"/>
       </w:pPr>
       <w:r>
@@ -57,7 +57,7 @@
     </w:p>
     <w:p>
       <w:pPr>
-        <w:shd w:fill="F2F2F2" w:val="clear"/>
+        <w:shd w:fill="F0F0E8" w:val="clear"/>
         <w:spacing w:after="0"/>
       </w:pPr>
       <w:r>
@@ -71,7 +71,7 @@
     </w:p>
     <w:p>
       <w:pPr>
-        <w:shd w:fill="F2F2F2" w:val="clear"/>
+        <w:shd w:fill="F0F0E8" w:val="clear"/>
         <w:spacing w:after="0"/>
       </w:pPr>
       <w:r>
@@ -85,7 +85,7 @@
     </w:p>
     <w:p>
       <w:pPr>
-        <w:shd w:fill="F2F2F2" w:val="clear"/>
+        <w:shd w:fill="F0F0E8" w:val="clear"/>
         <w:spacing w:after="0"/>
       </w:pPr>
       <w:r>
@@ -99,7 +99,7 @@
     </w:p>
     <w:p>
       <w:pPr>
-        <w:shd w:fill="F2F2F2" w:val="clear"/>
+        <w:shd w:fill="F0F0E8" w:val="clear"/>
         <w:spacing w:after="0"/>
       </w:pPr>
       <w:r>
@@ -200,7 +200,7 @@
     </w:p>
     <w:p>
       <w:pPr>
-        <w:shd w:fill="F2F2F2" w:val="clear"/>
+        <w:shd w:fill="F0F0E8" w:val="clear"/>
         <w:spacing w:after="0"/>
       </w:pPr>
       <w:r>
@@ -214,7 +214,7 @@
     </w:p>
     <w:p>
       <w:pPr>
-        <w:shd w:fill="F2F2F2" w:val="clear"/>
+        <w:shd w:fill="F0F0E8" w:val="clear"/>
         <w:spacing w:after="0"/>
       </w:pPr>
       <w:r>
@@ -228,7 +228,7 @@
     </w:p>
     <w:p>
       <w:pPr>
-        <w:shd w:fill="F2F2F2" w:val="clear"/>
+        <w:shd w:fill="F0F0E8" w:val="clear"/>
         <w:spacing w:after="0"/>
       </w:pPr>
       <w:r>
@@ -301,7 +301,7 @@
               <w:bottom w:val="single" w:color="AAAAAA" w:sz="2"/>
               <w:right w:val="single" w:color="AAAAAA" w:sz="2"/>
             </w:tcBorders>
-            <w:shd w:fill="2E74B5" w:val="clear"/>
+            <w:shd w:fill="D4D0C8" w:val="clear"/>
             <w:tcMar>
               <w:top w:type="dxa" w:w="80"/>
               <w:left w:type="dxa" w:w="120"/>
@@ -314,7 +314,6 @@
               <w:rPr>
                 <w:b/>
                 <w:bCs/>
-                <w:color w:val="FFFFFF"/>
               </w:rPr>
               <w:t xml:space="preserve">STAGE</w:t>
             </w:r>
@@ -329,7 +328,7 @@
               <w:bottom w:val="single" w:color="AAAAAA" w:sz="2"/>
               <w:right w:val="single" w:color="AAAAAA" w:sz="2"/>
             </w:tcBorders>
-            <w:shd w:fill="2E74B5" w:val="clear"/>
+            <w:shd w:fill="D4D0C8" w:val="clear"/>
             <w:tcMar>
               <w:top w:type="dxa" w:w="80"/>
               <w:left w:type="dxa" w:w="120"/>
@@ -342,7 +341,6 @@
               <w:rPr>
                 <w:b/>
                 <w:bCs/>
-                <w:color w:val="FFFFFF"/>
               </w:rPr>
               <w:t xml:space="preserve">The program is...</w:t>
             </w:r>
@@ -584,7 +582,7 @@
     </w:p>
     <w:p>
       <w:pPr>
-        <w:shd w:fill="F2F2F2" w:val="clear"/>
+        <w:shd w:fill="F0F0E8" w:val="clear"/>
         <w:spacing w:after="0"/>
       </w:pPr>
       <w:r>
@@ -598,7 +596,7 @@
     </w:p>
     <w:p>
       <w:pPr>
-        <w:shd w:fill="F2F2F2" w:val="clear"/>
+        <w:shd w:fill="F0F0E8" w:val="clear"/>
         <w:spacing w:after="0"/>
       </w:pPr>
       <w:r>
@@ -612,7 +610,7 @@
     </w:p>
     <w:p>
       <w:pPr>
-        <w:shd w:fill="F2F2F2" w:val="clear"/>
+        <w:shd w:fill="F0F0E8" w:val="clear"/>
         <w:spacing w:after="0"/>
       </w:pPr>
       <w:r>
@@ -626,7 +624,7 @@
     </w:p>
     <w:p>
       <w:pPr>
-        <w:shd w:fill="F2F2F2" w:val="clear"/>
+        <w:shd w:fill="F0F0E8" w:val="clear"/>
         <w:spacing w:after="0"/>
       </w:pPr>
       <w:r>
@@ -640,7 +638,7 @@
     </w:p>
     <w:p>
       <w:pPr>
-        <w:shd w:fill="F2F2F2" w:val="clear"/>
+        <w:shd w:fill="F0F0E8" w:val="clear"/>
         <w:spacing w:after="0"/>
       </w:pPr>
       <w:r>
@@ -654,7 +652,7 @@
     </w:p>
     <w:p>
       <w:pPr>
-        <w:shd w:fill="F2F2F2" w:val="clear"/>
+        <w:shd w:fill="F0F0E8" w:val="clear"/>
         <w:spacing w:after="0"/>
       </w:pPr>
       <w:r>
@@ -668,7 +666,7 @@
     </w:p>
     <w:p>
       <w:pPr>
-        <w:shd w:fill="F2F2F2" w:val="clear"/>
+        <w:shd w:fill="F0F0E8" w:val="clear"/>
         <w:spacing w:after="0"/>
       </w:pPr>
       <w:r>
@@ -682,7 +680,7 @@
     </w:p>
     <w:p>
       <w:pPr>
-        <w:shd w:fill="F2F2F2" w:val="clear"/>
+        <w:shd w:fill="F0F0E8" w:val="clear"/>
         <w:spacing w:after="0"/>
       </w:pPr>
       <w:r>
@@ -696,7 +694,7 @@
     </w:p>
     <w:p>
       <w:pPr>
-        <w:shd w:fill="F2F2F2" w:val="clear"/>
+        <w:shd w:fill="F0F0E8" w:val="clear"/>
         <w:spacing w:after="0"/>
       </w:pPr>
       <w:r>
@@ -710,7 +708,7 @@
     </w:p>
     <w:p>
       <w:pPr>
-        <w:shd w:fill="F2F2F2" w:val="clear"/>
+        <w:shd w:fill="F0F0E8" w:val="clear"/>
         <w:spacing w:after="0"/>
       </w:pPr>
       <w:r>
@@ -724,7 +722,7 @@
     </w:p>
     <w:p>
       <w:pPr>
-        <w:shd w:fill="F2F2F2" w:val="clear"/>
+        <w:shd w:fill="F0F0E8" w:val="clear"/>
         <w:spacing w:after="0"/>
       </w:pPr>
       <w:r>
@@ -738,7 +736,7 @@
     </w:p>
     <w:p>
       <w:pPr>
-        <w:shd w:fill="F2F2F2" w:val="clear"/>
+        <w:shd w:fill="F0F0E8" w:val="clear"/>
         <w:spacing w:after="0"/>
       </w:pPr>
       <w:r>
@@ -752,7 +750,7 @@
     </w:p>
     <w:p>
       <w:pPr>
-        <w:shd w:fill="F2F2F2" w:val="clear"/>
+        <w:shd w:fill="F0F0E8" w:val="clear"/>
         <w:spacing w:after="0"/>
       </w:pPr>
       <w:r>
@@ -766,7 +764,7 @@
     </w:p>
     <w:p>
       <w:pPr>
-        <w:shd w:fill="F2F2F2" w:val="clear"/>
+        <w:shd w:fill="F0F0E8" w:val="clear"/>
         <w:spacing w:after="0"/>
       </w:pPr>
       <w:r>
@@ -780,7 +778,7 @@
     </w:p>
     <w:p>
       <w:pPr>
-        <w:shd w:fill="F2F2F2" w:val="clear"/>
+        <w:shd w:fill="F0F0E8" w:val="clear"/>
         <w:spacing w:after="0"/>
       </w:pPr>
       <w:r>
@@ -842,7 +840,7 @@
     </w:p>
     <w:p>
       <w:pPr>
-        <w:shd w:fill="F2F2F2" w:val="clear"/>
+        <w:shd w:fill="F0F0E8" w:val="clear"/>
         <w:spacing w:after="0"/>
       </w:pPr>
       <w:r>
@@ -856,7 +854,7 @@
     </w:p>
     <w:p>
       <w:pPr>
-        <w:shd w:fill="F2F2F2" w:val="clear"/>
+        <w:shd w:fill="F0F0E8" w:val="clear"/>
         <w:spacing w:after="0"/>
       </w:pPr>
       <w:r>
@@ -870,7 +868,7 @@
     </w:p>
     <w:p>
       <w:pPr>
-        <w:shd w:fill="F2F2F2" w:val="clear"/>
+        <w:shd w:fill="F0F0E8" w:val="clear"/>
         <w:spacing w:after="0"/>
       </w:pPr>
       <w:r>
@@ -884,7 +882,7 @@
     </w:p>
     <w:p>
       <w:pPr>
-        <w:shd w:fill="F2F2F2" w:val="clear"/>
+        <w:shd w:fill="F0F0E8" w:val="clear"/>
         <w:spacing w:after="0"/>
       </w:pPr>
       <w:r>
@@ -898,7 +896,7 @@
     </w:p>
     <w:p>
       <w:pPr>
-        <w:shd w:fill="F2F2F2" w:val="clear"/>
+        <w:shd w:fill="F0F0E8" w:val="clear"/>
         <w:spacing w:after="0"/>
       </w:pPr>
       <w:r>
@@ -912,7 +910,7 @@
     </w:p>
     <w:p>
       <w:pPr>
-        <w:shd w:fill="F2F2F2" w:val="clear"/>
+        <w:shd w:fill="F0F0E8" w:val="clear"/>
         <w:spacing w:after="0"/>
       </w:pPr>
       <w:r>
@@ -926,7 +924,7 @@
     </w:p>
     <w:p>
       <w:pPr>
-        <w:shd w:fill="F2F2F2" w:val="clear"/>
+        <w:shd w:fill="F0F0E8" w:val="clear"/>
         <w:spacing w:after="0"/>
       </w:pPr>
       <w:r>
@@ -972,7 +970,7 @@
     </w:p>
     <w:p>
       <w:pPr>
-        <w:shd w:fill="F2F2F2" w:val="clear"/>
+        <w:shd w:fill="F0F0E8" w:val="clear"/>
         <w:spacing w:after="0"/>
       </w:pPr>
       <w:r>
@@ -986,7 +984,7 @@
     </w:p>
     <w:p>
       <w:pPr>
-        <w:shd w:fill="F2F2F2" w:val="clear"/>
+        <w:shd w:fill="F0F0E8" w:val="clear"/>
         <w:spacing w:after="0"/>
       </w:pPr>
       <w:r>
@@ -1000,7 +998,7 @@
     </w:p>
     <w:p>
       <w:pPr>
-        <w:shd w:fill="F2F2F2" w:val="clear"/>
+        <w:shd w:fill="F0F0E8" w:val="clear"/>
         <w:spacing w:after="0"/>
       </w:pPr>
       <w:r>
@@ -1014,7 +1012,7 @@
     </w:p>
     <w:p>
       <w:pPr>
-        <w:shd w:fill="F2F2F2" w:val="clear"/>
+        <w:shd w:fill="F0F0E8" w:val="clear"/>
         <w:spacing w:after="0"/>
       </w:pPr>
       <w:r>
@@ -1028,7 +1026,7 @@
     </w:p>
     <w:p>
       <w:pPr>
-        <w:shd w:fill="F2F2F2" w:val="clear"/>
+        <w:shd w:fill="F0F0E8" w:val="clear"/>
         <w:spacing w:after="0"/>
       </w:pPr>
       <w:r>
@@ -1042,7 +1040,7 @@
     </w:p>
     <w:p>
       <w:pPr>
-        <w:shd w:fill="F2F2F2" w:val="clear"/>
+        <w:shd w:fill="F0F0E8" w:val="clear"/>
         <w:spacing w:after="0"/>
       </w:pPr>
       <w:r>
@@ -1056,7 +1054,7 @@
     </w:p>
     <w:p>
       <w:pPr>
-        <w:shd w:fill="F2F2F2" w:val="clear"/>
+        <w:shd w:fill="F0F0E8" w:val="clear"/>
         <w:spacing w:after="0"/>
       </w:pPr>
       <w:r>
@@ -1070,7 +1068,7 @@
     </w:p>
     <w:p>
       <w:pPr>
-        <w:shd w:fill="F2F2F2" w:val="clear"/>
+        <w:shd w:fill="F0F0E8" w:val="clear"/>
         <w:spacing w:after="0"/>
       </w:pPr>
       <w:r>
@@ -1084,7 +1082,7 @@
     </w:p>
     <w:p>
       <w:pPr>
-        <w:shd w:fill="F2F2F2" w:val="clear"/>
+        <w:shd w:fill="F0F0E8" w:val="clear"/>
         <w:spacing w:after="0"/>
       </w:pPr>
       <w:r>
@@ -1098,7 +1096,7 @@
     </w:p>
     <w:p>
       <w:pPr>
-        <w:shd w:fill="F2F2F2" w:val="clear"/>
+        <w:shd w:fill="F0F0E8" w:val="clear"/>
         <w:spacing w:after="0"/>
       </w:pPr>
       <w:r>
@@ -1112,7 +1110,7 @@
     </w:p>
     <w:p>
       <w:pPr>
-        <w:shd w:fill="F2F2F2" w:val="clear"/>
+        <w:shd w:fill="F0F0E8" w:val="clear"/>
         <w:spacing w:after="0"/>
       </w:pPr>
       <w:r>
@@ -1126,7 +1124,7 @@
     </w:p>
     <w:p>
       <w:pPr>
-        <w:shd w:fill="F2F2F2" w:val="clear"/>
+        <w:shd w:fill="F0F0E8" w:val="clear"/>
         <w:spacing w:after="0"/>
       </w:pPr>
       <w:r>
@@ -1140,7 +1138,7 @@
     </w:p>
     <w:p>
       <w:pPr>
-        <w:shd w:fill="F2F2F2" w:val="clear"/>
+        <w:shd w:fill="F0F0E8" w:val="clear"/>
         <w:spacing w:after="0"/>
       </w:pPr>
       <w:r>
@@ -1194,7 +1192,7 @@
     </w:p>
     <w:p>
       <w:pPr>
-        <w:shd w:fill="F2F2F2" w:val="clear"/>
+        <w:shd w:fill="F0F0E8" w:val="clear"/>
         <w:spacing w:after="0"/>
       </w:pPr>
       <w:r>
@@ -1208,7 +1206,7 @@
     </w:p>
     <w:p>
       <w:pPr>
-        <w:shd w:fill="F2F2F2" w:val="clear"/>
+        <w:shd w:fill="F0F0E8" w:val="clear"/>
         <w:spacing w:after="0"/>
       </w:pPr>
       <w:r>
@@ -1222,7 +1220,7 @@
     </w:p>
     <w:p>
       <w:pPr>
-        <w:shd w:fill="F2F2F2" w:val="clear"/>
+        <w:shd w:fill="F0F0E8" w:val="clear"/>
         <w:spacing w:after="0"/>
       </w:pPr>
       <w:r>
@@ -1236,7 +1234,7 @@
     </w:p>
     <w:p>
       <w:pPr>
-        <w:shd w:fill="F2F2F2" w:val="clear"/>
+        <w:shd w:fill="F0F0E8" w:val="clear"/>
         <w:spacing w:after="0"/>
       </w:pPr>
       <w:r>
@@ -1250,7 +1248,7 @@
     </w:p>
     <w:p>
       <w:pPr>
-        <w:shd w:fill="F2F2F2" w:val="clear"/>
+        <w:shd w:fill="F0F0E8" w:val="clear"/>
         <w:spacing w:after="0"/>
       </w:pPr>
       <w:r>
@@ -1264,7 +1262,7 @@
     </w:p>
     <w:p>
       <w:pPr>
-        <w:shd w:fill="F2F2F2" w:val="clear"/>
+        <w:shd w:fill="F0F0E8" w:val="clear"/>
         <w:spacing w:after="0"/>
       </w:pPr>
       <w:r>
@@ -1278,7 +1276,7 @@
     </w:p>
     <w:p>
       <w:pPr>
-        <w:shd w:fill="F2F2F2" w:val="clear"/>
+        <w:shd w:fill="F0F0E8" w:val="clear"/>
         <w:spacing w:after="0"/>
       </w:pPr>
       <w:r>
@@ -1292,7 +1290,7 @@
     </w:p>
     <w:p>
       <w:pPr>
-        <w:shd w:fill="F2F2F2" w:val="clear"/>
+        <w:shd w:fill="F0F0E8" w:val="clear"/>
         <w:spacing w:after="0"/>
       </w:pPr>
       <w:r>
@@ -1306,7 +1304,7 @@
     </w:p>
     <w:p>
       <w:pPr>
-        <w:shd w:fill="F2F2F2" w:val="clear"/>
+        <w:shd w:fill="F0F0E8" w:val="clear"/>
         <w:spacing w:after="0"/>
       </w:pPr>
       <w:r>
@@ -1320,7 +1318,7 @@
     </w:p>
     <w:p>
       <w:pPr>
-        <w:shd w:fill="F2F2F2" w:val="clear"/>
+        <w:shd w:fill="F0F0E8" w:val="clear"/>
         <w:spacing w:after="0"/>
       </w:pPr>
       <w:r>
@@ -1334,7 +1332,7 @@
     </w:p>
     <w:p>
       <w:pPr>
-        <w:shd w:fill="F2F2F2" w:val="clear"/>
+        <w:shd w:fill="F0F0E8" w:val="clear"/>
         <w:spacing w:after="0"/>
       </w:pPr>
       <w:r>
@@ -1348,7 +1346,7 @@
     </w:p>
     <w:p>
       <w:pPr>
-        <w:shd w:fill="F2F2F2" w:val="clear"/>
+        <w:shd w:fill="F0F0E8" w:val="clear"/>
         <w:spacing w:after="0"/>
       </w:pPr>
       <w:r>
@@ -1362,7 +1360,7 @@
     </w:p>
     <w:p>
       <w:pPr>
-        <w:shd w:fill="F2F2F2" w:val="clear"/>
+        <w:shd w:fill="F0F0E8" w:val="clear"/>
         <w:spacing w:after="0"/>
       </w:pPr>
       <w:r>
@@ -1376,7 +1374,7 @@
     </w:p>
     <w:p>
       <w:pPr>
-        <w:shd w:fill="F2F2F2" w:val="clear"/>
+        <w:shd w:fill="F0F0E8" w:val="clear"/>
         <w:spacing w:after="0"/>
       </w:pPr>
       <w:r>
@@ -1390,7 +1388,7 @@
     </w:p>
     <w:p>
       <w:pPr>
-        <w:shd w:fill="F2F2F2" w:val="clear"/>
+        <w:shd w:fill="F0F0E8" w:val="clear"/>
         <w:spacing w:after="0"/>
       </w:pPr>
       <w:r>
@@ -1404,7 +1402,7 @@
     </w:p>
     <w:p>
       <w:pPr>
-        <w:shd w:fill="F2F2F2" w:val="clear"/>
+        <w:shd w:fill="F0F0E8" w:val="clear"/>
         <w:spacing w:after="0"/>
       </w:pPr>
       <w:r>
@@ -1479,7 +1477,7 @@
               <w:bottom w:val="single" w:color="AAAAAA" w:sz="2"/>
               <w:right w:val="single" w:color="AAAAAA" w:sz="2"/>
             </w:tcBorders>
-            <w:shd w:fill="2E74B5" w:val="clear"/>
+            <w:shd w:fill="D4D0C8" w:val="clear"/>
             <w:tcMar>
               <w:top w:type="dxa" w:w="80"/>
               <w:left w:type="dxa" w:w="120"/>
@@ -1492,7 +1490,6 @@
               <w:rPr>
                 <w:b/>
                 <w:bCs/>
-                <w:color w:val="FFFFFF"/>
               </w:rPr>
               <w:t xml:space="preserve">Angle</w:t>
             </w:r>
@@ -1507,7 +1504,7 @@
               <w:bottom w:val="single" w:color="AAAAAA" w:sz="2"/>
               <w:right w:val="single" w:color="AAAAAA" w:sz="2"/>
             </w:tcBorders>
-            <w:shd w:fill="2E74B5" w:val="clear"/>
+            <w:shd w:fill="D4D0C8" w:val="clear"/>
             <w:tcMar>
               <w:top w:type="dxa" w:w="80"/>
               <w:left w:type="dxa" w:w="120"/>
@@ -1520,7 +1517,6 @@
               <w:rPr>
                 <w:b/>
                 <w:bCs/>
-                <w:color w:val="FFFFFF"/>
               </w:rPr>
               <w:t xml:space="preserve">Sin</w:t>
             </w:r>
@@ -1535,7 +1531,7 @@
               <w:bottom w:val="single" w:color="AAAAAA" w:sz="2"/>
               <w:right w:val="single" w:color="AAAAAA" w:sz="2"/>
             </w:tcBorders>
-            <w:shd w:fill="2E74B5" w:val="clear"/>
+            <w:shd w:fill="D4D0C8" w:val="clear"/>
             <w:tcMar>
               <w:top w:type="dxa" w:w="80"/>
               <w:left w:type="dxa" w:w="120"/>
@@ -1548,7 +1544,6 @@
               <w:rPr>
                 <w:b/>
                 <w:bCs/>
-                <w:color w:val="FFFFFF"/>
               </w:rPr>
               <w:t xml:space="preserve">Cos</w:t>
             </w:r>
@@ -1563,7 +1558,7 @@
               <w:bottom w:val="single" w:color="AAAAAA" w:sz="2"/>
               <w:right w:val="single" w:color="AAAAAA" w:sz="2"/>
             </w:tcBorders>
-            <w:shd w:fill="2E74B5" w:val="clear"/>
+            <w:shd w:fill="D4D0C8" w:val="clear"/>
             <w:tcMar>
               <w:top w:type="dxa" w:w="80"/>
               <w:left w:type="dxa" w:w="120"/>
@@ -1576,7 +1571,6 @@
               <w:rPr>
                 <w:b/>
                 <w:bCs/>
-                <w:color w:val="FFFFFF"/>
               </w:rPr>
               <w:t xml:space="preserve">Tan</w:t>
             </w:r>
@@ -2546,7 +2540,7 @@
     </w:p>
     <w:p>
       <w:pPr>
-        <w:shd w:fill="F2F2F2" w:val="clear"/>
+        <w:shd w:fill="F0F0E8" w:val="clear"/>
         <w:spacing w:after="0"/>
       </w:pPr>
       <w:r>
@@ -2560,7 +2554,7 @@
     </w:p>
     <w:p>
       <w:pPr>
-        <w:shd w:fill="F2F2F2" w:val="clear"/>
+        <w:shd w:fill="F0F0E8" w:val="clear"/>
         <w:spacing w:after="0"/>
       </w:pPr>
       <w:r>
@@ -2574,7 +2568,7 @@
     </w:p>
     <w:p>
       <w:pPr>
-        <w:shd w:fill="F2F2F2" w:val="clear"/>
+        <w:shd w:fill="F0F0E8" w:val="clear"/>
         <w:spacing w:after="0"/>
       </w:pPr>
       <w:r>
@@ -2588,7 +2582,7 @@
     </w:p>
     <w:p>
       <w:pPr>
-        <w:shd w:fill="F2F2F2" w:val="clear"/>
+        <w:shd w:fill="F0F0E8" w:val="clear"/>
         <w:spacing w:after="0"/>
       </w:pPr>
       <w:r>
@@ -2602,7 +2596,7 @@
     </w:p>
     <w:p>
       <w:pPr>
-        <w:shd w:fill="F2F2F2" w:val="clear"/>
+        <w:shd w:fill="F0F0E8" w:val="clear"/>
         <w:spacing w:after="0"/>
       </w:pPr>
       <w:r>
@@ -2616,7 +2610,7 @@
     </w:p>
     <w:p>
       <w:pPr>
-        <w:shd w:fill="F2F2F2" w:val="clear"/>
+        <w:shd w:fill="F0F0E8" w:val="clear"/>
         <w:spacing w:after="0"/>
       </w:pPr>
       <w:r>
@@ -2630,7 +2624,7 @@
     </w:p>
     <w:p>
       <w:pPr>
-        <w:shd w:fill="F2F2F2" w:val="clear"/>
+        <w:shd w:fill="F0F0E8" w:val="clear"/>
         <w:spacing w:after="0"/>
       </w:pPr>
       <w:r>
@@ -2644,7 +2638,7 @@
     </w:p>
     <w:p>
       <w:pPr>
-        <w:shd w:fill="F2F2F2" w:val="clear"/>
+        <w:shd w:fill="F0F0E8" w:val="clear"/>
         <w:spacing w:after="0"/>
       </w:pPr>
       <w:r>
@@ -2658,7 +2652,7 @@
     </w:p>
     <w:p>
       <w:pPr>
-        <w:shd w:fill="F2F2F2" w:val="clear"/>
+        <w:shd w:fill="F0F0E8" w:val="clear"/>
         <w:spacing w:after="0"/>
       </w:pPr>
       <w:r>
@@ -2672,7 +2666,7 @@
     </w:p>
     <w:p>
       <w:pPr>
-        <w:shd w:fill="F2F2F2" w:val="clear"/>
+        <w:shd w:fill="F0F0E8" w:val="clear"/>
         <w:spacing w:after="0"/>
       </w:pPr>
       <w:r>
@@ -2686,7 +2680,7 @@
     </w:p>
     <w:p>
       <w:pPr>
-        <w:shd w:fill="F2F2F2" w:val="clear"/>
+        <w:shd w:fill="F0F0E8" w:val="clear"/>
         <w:spacing w:after="0"/>
       </w:pPr>
       <w:r>
@@ -2700,7 +2694,7 @@
     </w:p>
     <w:p>
       <w:pPr>
-        <w:shd w:fill="F2F2F2" w:val="clear"/>
+        <w:shd w:fill="F0F0E8" w:val="clear"/>
         <w:spacing w:after="0"/>
       </w:pPr>
       <w:r>
@@ -2714,7 +2708,7 @@
     </w:p>
     <w:p>
       <w:pPr>
-        <w:shd w:fill="F2F2F2" w:val="clear"/>
+        <w:shd w:fill="F0F0E8" w:val="clear"/>
         <w:spacing w:after="0"/>
       </w:pPr>
       <w:r>
@@ -2728,7 +2722,7 @@
     </w:p>
     <w:p>
       <w:pPr>
-        <w:shd w:fill="F2F2F2" w:val="clear"/>
+        <w:shd w:fill="F0F0E8" w:val="clear"/>
         <w:spacing w:after="0"/>
       </w:pPr>
       <w:r>
@@ -2742,7 +2736,7 @@
     </w:p>
     <w:p>
       <w:pPr>
-        <w:shd w:fill="F2F2F2" w:val="clear"/>
+        <w:shd w:fill="F0F0E8" w:val="clear"/>
         <w:spacing w:after="0"/>
       </w:pPr>
       <w:r>
@@ -2756,7 +2750,7 @@
     </w:p>
     <w:p>
       <w:pPr>
-        <w:shd w:fill="F2F2F2" w:val="clear"/>
+        <w:shd w:fill="F0F0E8" w:val="clear"/>
         <w:spacing w:after="0"/>
       </w:pPr>
       <w:r>
@@ -2770,7 +2764,7 @@
     </w:p>
     <w:p>
       <w:pPr>
-        <w:shd w:fill="F2F2F2" w:val="clear"/>
+        <w:shd w:fill="F0F0E8" w:val="clear"/>
         <w:spacing w:after="0"/>
       </w:pPr>
       <w:r>
@@ -2784,7 +2778,7 @@
     </w:p>
     <w:p>
       <w:pPr>
-        <w:shd w:fill="F2F2F2" w:val="clear"/>
+        <w:shd w:fill="F0F0E8" w:val="clear"/>
         <w:spacing w:after="0"/>
       </w:pPr>
       <w:r>
@@ -2798,7 +2792,7 @@
     </w:p>
     <w:p>
       <w:pPr>
-        <w:shd w:fill="F2F2F2" w:val="clear"/>
+        <w:shd w:fill="F0F0E8" w:val="clear"/>
         <w:spacing w:after="0"/>
       </w:pPr>
       <w:r>
@@ -2812,7 +2806,7 @@
     </w:p>
     <w:p>
       <w:pPr>
-        <w:shd w:fill="F2F2F2" w:val="clear"/>
+        <w:shd w:fill="F0F0E8" w:val="clear"/>
         <w:spacing w:after="0"/>
       </w:pPr>
       <w:r>
@@ -2826,7 +2820,7 @@
     </w:p>
     <w:p>
       <w:pPr>
-        <w:shd w:fill="F2F2F2" w:val="clear"/>
+        <w:shd w:fill="F0F0E8" w:val="clear"/>
         <w:spacing w:after="0"/>
       </w:pPr>
       <w:r>
@@ -2840,7 +2834,7 @@
     </w:p>
     <w:p>
       <w:pPr>
-        <w:shd w:fill="F2F2F2" w:val="clear"/>
+        <w:shd w:fill="F0F0E8" w:val="clear"/>
         <w:spacing w:after="0"/>
       </w:pPr>
       <w:r>
@@ -2854,7 +2848,7 @@
     </w:p>
     <w:p>
       <w:pPr>
-        <w:shd w:fill="F2F2F2" w:val="clear"/>
+        <w:shd w:fill="F0F0E8" w:val="clear"/>
         <w:spacing w:after="0"/>
       </w:pPr>
       <w:r>
@@ -2868,7 +2862,7 @@
     </w:p>
     <w:p>
       <w:pPr>
-        <w:shd w:fill="F2F2F2" w:val="clear"/>
+        <w:shd w:fill="F0F0E8" w:val="clear"/>
         <w:spacing w:after="0"/>
       </w:pPr>
       <w:r>
@@ -2882,7 +2876,7 @@
     </w:p>
     <w:p>
       <w:pPr>
-        <w:shd w:fill="F2F2F2" w:val="clear"/>
+        <w:shd w:fill="F0F0E8" w:val="clear"/>
         <w:spacing w:after="0"/>
       </w:pPr>
       <w:r>
@@ -2896,7 +2890,7 @@
     </w:p>
     <w:p>
       <w:pPr>
-        <w:shd w:fill="F2F2F2" w:val="clear"/>
+        <w:shd w:fill="F0F0E8" w:val="clear"/>
         <w:spacing w:after="0"/>
       </w:pPr>
       <w:r>
@@ -2910,7 +2904,7 @@
     </w:p>
     <w:p>
       <w:pPr>
-        <w:shd w:fill="F2F2F2" w:val="clear"/>
+        <w:shd w:fill="F0F0E8" w:val="clear"/>
         <w:spacing w:after="0"/>
       </w:pPr>
       <w:r>
@@ -2924,7 +2918,7 @@
     </w:p>
     <w:p>
       <w:pPr>
-        <w:shd w:fill="F2F2F2" w:val="clear"/>
+        <w:shd w:fill="F0F0E8" w:val="clear"/>
         <w:spacing w:after="0"/>
       </w:pPr>
       <w:r>
@@ -2938,7 +2932,7 @@
     </w:p>
     <w:p>
       <w:pPr>
-        <w:shd w:fill="F2F2F2" w:val="clear"/>
+        <w:shd w:fill="F0F0E8" w:val="clear"/>
         <w:spacing w:after="0"/>
       </w:pPr>
       <w:r>
@@ -2952,7 +2946,7 @@
     </w:p>
     <w:p>
       <w:pPr>
-        <w:shd w:fill="F2F2F2" w:val="clear"/>
+        <w:shd w:fill="F0F0E8" w:val="clear"/>
         <w:spacing w:after="0"/>
       </w:pPr>
       <w:r>
@@ -2966,7 +2960,7 @@
     </w:p>
     <w:p>
       <w:pPr>
-        <w:shd w:fill="F2F2F2" w:val="clear"/>
+        <w:shd w:fill="F0F0E8" w:val="clear"/>
         <w:spacing w:after="0"/>
       </w:pPr>
       <w:r>
@@ -2980,7 +2974,7 @@
     </w:p>
     <w:p>
       <w:pPr>
-        <w:shd w:fill="F2F2F2" w:val="clear"/>
+        <w:shd w:fill="F0F0E8" w:val="clear"/>
         <w:spacing w:after="0"/>
       </w:pPr>
       <w:r>
@@ -2994,7 +2988,7 @@
     </w:p>
     <w:p>
       <w:pPr>
-        <w:shd w:fill="F2F2F2" w:val="clear"/>
+        <w:shd w:fill="F0F0E8" w:val="clear"/>
         <w:spacing w:after="0"/>
       </w:pPr>
       <w:r>
@@ -3008,7 +3002,7 @@
     </w:p>
     <w:p>
       <w:pPr>
-        <w:shd w:fill="F2F2F2" w:val="clear"/>
+        <w:shd w:fill="F0F0E8" w:val="clear"/>
         <w:spacing w:after="0"/>
       </w:pPr>
       <w:r>
@@ -3022,7 +3016,7 @@
     </w:p>
     <w:p>
       <w:pPr>
-        <w:shd w:fill="F2F2F2" w:val="clear"/>
+        <w:shd w:fill="F0F0E8" w:val="clear"/>
         <w:spacing w:after="0"/>
       </w:pPr>
       <w:r>
@@ -3036,7 +3030,7 @@
     </w:p>
     <w:p>
       <w:pPr>
-        <w:shd w:fill="F2F2F2" w:val="clear"/>
+        <w:shd w:fill="F0F0E8" w:val="clear"/>
         <w:spacing w:after="0"/>
       </w:pPr>
       <w:r>
@@ -3050,7 +3044,7 @@
     </w:p>
     <w:p>
       <w:pPr>
-        <w:shd w:fill="F2F2F2" w:val="clear"/>
+        <w:shd w:fill="F0F0E8" w:val="clear"/>
         <w:spacing w:after="0"/>
       </w:pPr>
       <w:r>
@@ -3064,7 +3058,7 @@
     </w:p>
     <w:p>
       <w:pPr>
-        <w:shd w:fill="F2F2F2" w:val="clear"/>
+        <w:shd w:fill="F0F0E8" w:val="clear"/>
         <w:spacing w:after="0"/>
       </w:pPr>
       <w:r>
@@ -3078,7 +3072,7 @@
     </w:p>
     <w:p>
       <w:pPr>
-        <w:shd w:fill="F2F2F2" w:val="clear"/>
+        <w:shd w:fill="F0F0E8" w:val="clear"/>
         <w:spacing w:after="0"/>
       </w:pPr>
       <w:r>
@@ -3092,7 +3086,7 @@
     </w:p>
     <w:p>
       <w:pPr>
-        <w:shd w:fill="F2F2F2" w:val="clear"/>
+        <w:shd w:fill="F0F0E8" w:val="clear"/>
         <w:spacing w:after="0"/>
       </w:pPr>
       <w:r>
@@ -3106,7 +3100,7 @@
     </w:p>
     <w:p>
       <w:pPr>
-        <w:shd w:fill="F2F2F2" w:val="clear"/>
+        <w:shd w:fill="F0F0E8" w:val="clear"/>
         <w:spacing w:after="0"/>
       </w:pPr>
       <w:r>
@@ -3120,7 +3114,7 @@
     </w:p>
     <w:p>
       <w:pPr>
-        <w:shd w:fill="F2F2F2" w:val="clear"/>
+        <w:shd w:fill="F0F0E8" w:val="clear"/>
         <w:spacing w:after="0"/>
       </w:pPr>
       <w:r>
@@ -3134,7 +3128,7 @@
     </w:p>
     <w:p>
       <w:pPr>
-        <w:shd w:fill="F2F2F2" w:val="clear"/>
+        <w:shd w:fill="F0F0E8" w:val="clear"/>
         <w:spacing w:after="0"/>
       </w:pPr>
       <w:r>
@@ -3148,7 +3142,7 @@
     </w:p>
     <w:p>
       <w:pPr>
-        <w:shd w:fill="F2F2F2" w:val="clear"/>
+        <w:shd w:fill="F0F0E8" w:val="clear"/>
         <w:spacing w:after="0"/>
       </w:pPr>
       <w:r>
@@ -3162,7 +3156,7 @@
     </w:p>
     <w:p>
       <w:pPr>
-        <w:shd w:fill="F2F2F2" w:val="clear"/>
+        <w:shd w:fill="F0F0E8" w:val="clear"/>
         <w:spacing w:after="0"/>
       </w:pPr>
       <w:r>
@@ -3176,7 +3170,7 @@
     </w:p>
     <w:p>
       <w:pPr>
-        <w:shd w:fill="F2F2F2" w:val="clear"/>
+        <w:shd w:fill="F0F0E8" w:val="clear"/>
         <w:spacing w:after="0"/>
       </w:pPr>
       <w:r>
@@ -3190,7 +3184,7 @@
     </w:p>
     <w:p>
       <w:pPr>
-        <w:shd w:fill="F2F2F2" w:val="clear"/>
+        <w:shd w:fill="F0F0E8" w:val="clear"/>
         <w:spacing w:after="0"/>
       </w:pPr>
       <w:r>
@@ -3204,7 +3198,7 @@
     </w:p>
     <w:p>
       <w:pPr>
-        <w:shd w:fill="F2F2F2" w:val="clear"/>
+        <w:shd w:fill="F0F0E8" w:val="clear"/>
         <w:spacing w:after="0"/>
       </w:pPr>
       <w:r>
@@ -3218,7 +3212,7 @@
     </w:p>
     <w:p>
       <w:pPr>
-        <w:shd w:fill="F2F2F2" w:val="clear"/>
+        <w:shd w:fill="F0F0E8" w:val="clear"/>
         <w:spacing w:after="0"/>
       </w:pPr>
       <w:r>
@@ -3232,7 +3226,7 @@
     </w:p>
     <w:p>
       <w:pPr>
-        <w:shd w:fill="F2F2F2" w:val="clear"/>
+        <w:shd w:fill="F0F0E8" w:val="clear"/>
         <w:spacing w:after="0"/>
       </w:pPr>
       <w:r>
@@ -3246,7 +3240,7 @@
     </w:p>
     <w:p>
       <w:pPr>
-        <w:shd w:fill="F2F2F2" w:val="clear"/>
+        <w:shd w:fill="F0F0E8" w:val="clear"/>
         <w:spacing w:after="0"/>
       </w:pPr>
       <w:r>
@@ -3260,7 +3254,7 @@
     </w:p>
     <w:p>
       <w:pPr>
-        <w:shd w:fill="F2F2F2" w:val="clear"/>
+        <w:shd w:fill="F0F0E8" w:val="clear"/>
         <w:spacing w:after="0"/>
       </w:pPr>
       <w:r>
@@ -3274,7 +3268,7 @@
     </w:p>
     <w:p>
       <w:pPr>
-        <w:shd w:fill="F2F2F2" w:val="clear"/>
+        <w:shd w:fill="F0F0E8" w:val="clear"/>
         <w:spacing w:after="0"/>
       </w:pPr>
       <w:r>
@@ -3288,7 +3282,7 @@
     </w:p>
     <w:p>
       <w:pPr>
-        <w:shd w:fill="F2F2F2" w:val="clear"/>
+        <w:shd w:fill="F0F0E8" w:val="clear"/>
         <w:spacing w:after="0"/>
       </w:pPr>
       <w:r>
@@ -3302,7 +3296,7 @@
     </w:p>
     <w:p>
       <w:pPr>
-        <w:shd w:fill="F2F2F2" w:val="clear"/>
+        <w:shd w:fill="F0F0E8" w:val="clear"/>
         <w:spacing w:after="0"/>
       </w:pPr>
       <w:r>
@@ -3316,7 +3310,7 @@
     </w:p>
     <w:p>
       <w:pPr>
-        <w:shd w:fill="F2F2F2" w:val="clear"/>
+        <w:shd w:fill="F0F0E8" w:val="clear"/>
         <w:spacing w:after="0"/>
       </w:pPr>
       <w:r>
@@ -3330,7 +3324,7 @@
     </w:p>
     <w:p>
       <w:pPr>
-        <w:shd w:fill="F2F2F2" w:val="clear"/>
+        <w:shd w:fill="F0F0E8" w:val="clear"/>
         <w:spacing w:after="0"/>
       </w:pPr>
       <w:r>
@@ -3344,7 +3338,7 @@
     </w:p>
     <w:p>
       <w:pPr>
-        <w:shd w:fill="F2F2F2" w:val="clear"/>
+        <w:shd w:fill="F0F0E8" w:val="clear"/>
         <w:spacing w:after="0"/>
       </w:pPr>
       <w:r>
@@ -3358,7 +3352,7 @@
     </w:p>
     <w:p>
       <w:pPr>
-        <w:shd w:fill="F2F2F2" w:val="clear"/>
+        <w:shd w:fill="F0F0E8" w:val="clear"/>
         <w:spacing w:after="0"/>
       </w:pPr>
       <w:r>
@@ -3372,7 +3366,7 @@
     </w:p>
     <w:p>
       <w:pPr>
-        <w:shd w:fill="F2F2F2" w:val="clear"/>
+        <w:shd w:fill="F0F0E8" w:val="clear"/>
         <w:spacing w:after="0"/>
       </w:pPr>
       <w:r>
@@ -3386,7 +3380,7 @@
     </w:p>
     <w:p>
       <w:pPr>
-        <w:shd w:fill="F2F2F2" w:val="clear"/>
+        <w:shd w:fill="F0F0E8" w:val="clear"/>
         <w:spacing w:after="0"/>
       </w:pPr>
       <w:r>
@@ -3400,7 +3394,7 @@
     </w:p>
     <w:p>
       <w:pPr>
-        <w:shd w:fill="F2F2F2" w:val="clear"/>
+        <w:shd w:fill="F0F0E8" w:val="clear"/>
         <w:spacing w:after="0"/>
       </w:pPr>
       <w:r>
@@ -3414,7 +3408,7 @@
     </w:p>
     <w:p>
       <w:pPr>
-        <w:shd w:fill="F2F2F2" w:val="clear"/>
+        <w:shd w:fill="F0F0E8" w:val="clear"/>
         <w:spacing w:after="0"/>
       </w:pPr>
       <w:r>
@@ -3428,7 +3422,7 @@
     </w:p>
     <w:p>
       <w:pPr>
-        <w:shd w:fill="F2F2F2" w:val="clear"/>
+        <w:shd w:fill="F0F0E8" w:val="clear"/>
         <w:spacing w:after="0"/>
       </w:pPr>
       <w:r>
@@ -3442,7 +3436,7 @@
     </w:p>
     <w:p>
       <w:pPr>
-        <w:shd w:fill="F2F2F2" w:val="clear"/>
+        <w:shd w:fill="F0F0E8" w:val="clear"/>
         <w:spacing w:after="0"/>
       </w:pPr>
       <w:r>
@@ -3456,7 +3450,7 @@
     </w:p>
     <w:p>
       <w:pPr>
-        <w:shd w:fill="F2F2F2" w:val="clear"/>
+        <w:shd w:fill="F0F0E8" w:val="clear"/>
         <w:spacing w:after="0"/>
       </w:pPr>
       <w:r>
@@ -3470,7 +3464,7 @@
     </w:p>
     <w:p>
       <w:pPr>
-        <w:shd w:fill="F2F2F2" w:val="clear"/>
+        <w:shd w:fill="F0F0E8" w:val="clear"/>
         <w:spacing w:after="0"/>
       </w:pPr>
       <w:r>
@@ -3484,7 +3478,7 @@
     </w:p>
     <w:p>
       <w:pPr>
-        <w:shd w:fill="F2F2F2" w:val="clear"/>
+        <w:shd w:fill="F0F0E8" w:val="clear"/>
         <w:spacing w:after="0"/>
       </w:pPr>
       <w:r>
@@ -3498,7 +3492,7 @@
     </w:p>
     <w:p>
       <w:pPr>
-        <w:shd w:fill="F2F2F2" w:val="clear"/>
+        <w:shd w:fill="F0F0E8" w:val="clear"/>
         <w:spacing w:after="0"/>
       </w:pPr>
       <w:r>
@@ -3512,7 +3506,7 @@
     </w:p>
     <w:p>
       <w:pPr>
-        <w:shd w:fill="F2F2F2" w:val="clear"/>
+        <w:shd w:fill="F0F0E8" w:val="clear"/>
         <w:spacing w:after="0"/>
       </w:pPr>
       <w:r>
@@ -3526,7 +3520,7 @@
     </w:p>
     <w:p>
       <w:pPr>
-        <w:shd w:fill="F2F2F2" w:val="clear"/>
+        <w:shd w:fill="F0F0E8" w:val="clear"/>
         <w:spacing w:after="0"/>
       </w:pPr>
       <w:r>
@@ -3540,7 +3534,7 @@
     </w:p>
     <w:p>
       <w:pPr>
-        <w:shd w:fill="F2F2F2" w:val="clear"/>
+        <w:shd w:fill="F0F0E8" w:val="clear"/>
         <w:spacing w:after="0"/>
       </w:pPr>
       <w:r>
@@ -3554,7 +3548,7 @@
     </w:p>
     <w:p>
       <w:pPr>
-        <w:shd w:fill="F2F2F2" w:val="clear"/>
+        <w:shd w:fill="F0F0E8" w:val="clear"/>
         <w:spacing w:after="0"/>
       </w:pPr>
       <w:r>
@@ -3568,7 +3562,7 @@
     </w:p>
     <w:p>
       <w:pPr>
-        <w:shd w:fill="F2F2F2" w:val="clear"/>
+        <w:shd w:fill="F0F0E8" w:val="clear"/>
         <w:spacing w:after="0"/>
       </w:pPr>
       <w:r>
@@ -3582,7 +3576,7 @@
     </w:p>
     <w:p>
       <w:pPr>
-        <w:shd w:fill="F2F2F2" w:val="clear"/>
+        <w:shd w:fill="F0F0E8" w:val="clear"/>
         <w:spacing w:after="0"/>
       </w:pPr>
       <w:r>
@@ -3596,7 +3590,7 @@
     </w:p>
     <w:p>
       <w:pPr>
-        <w:shd w:fill="F2F2F2" w:val="clear"/>
+        <w:shd w:fill="F0F0E8" w:val="clear"/>
         <w:spacing w:after="0"/>
       </w:pPr>
       <w:r>
@@ -3610,7 +3604,7 @@
     </w:p>
     <w:p>
       <w:pPr>
-        <w:shd w:fill="F2F2F2" w:val="clear"/>
+        <w:shd w:fill="F0F0E8" w:val="clear"/>
         <w:spacing w:after="0"/>
       </w:pPr>
       <w:r>
@@ -3624,7 +3618,7 @@
     </w:p>
     <w:p>
       <w:pPr>
-        <w:shd w:fill="F2F2F2" w:val="clear"/>
+        <w:shd w:fill="F0F0E8" w:val="clear"/>
         <w:spacing w:after="0"/>
       </w:pPr>
       <w:r>
@@ -3638,7 +3632,7 @@
     </w:p>
     <w:p>
       <w:pPr>
-        <w:shd w:fill="F2F2F2" w:val="clear"/>
+        <w:shd w:fill="F0F0E8" w:val="clear"/>
         <w:spacing w:after="0"/>
       </w:pPr>
       <w:r>
@@ -3652,7 +3646,7 @@
     </w:p>
     <w:p>
       <w:pPr>
-        <w:shd w:fill="F2F2F2" w:val="clear"/>
+        <w:shd w:fill="F0F0E8" w:val="clear"/>
         <w:spacing w:after="0"/>
       </w:pPr>
       <w:r>
@@ -3666,7 +3660,7 @@
     </w:p>
     <w:p>
       <w:pPr>
-        <w:shd w:fill="F2F2F2" w:val="clear"/>
+        <w:shd w:fill="F0F0E8" w:val="clear"/>
         <w:spacing w:after="0"/>
       </w:pPr>
       <w:r>
@@ -3680,7 +3674,7 @@
     </w:p>
     <w:p>
       <w:pPr>
-        <w:shd w:fill="F2F2F2" w:val="clear"/>
+        <w:shd w:fill="F0F0E8" w:val="clear"/>
         <w:spacing w:after="0"/>
       </w:pPr>
       <w:r>
@@ -3694,7 +3688,7 @@
     </w:p>
     <w:p>
       <w:pPr>
-        <w:shd w:fill="F2F2F2" w:val="clear"/>
+        <w:shd w:fill="F0F0E8" w:val="clear"/>
         <w:spacing w:after="0"/>
       </w:pPr>
       <w:r>
@@ -3708,7 +3702,7 @@
     </w:p>
     <w:p>
       <w:pPr>
-        <w:shd w:fill="F2F2F2" w:val="clear"/>
+        <w:shd w:fill="F0F0E8" w:val="clear"/>
         <w:spacing w:after="0"/>
       </w:pPr>
       <w:r>
@@ -3722,7 +3716,7 @@
     </w:p>
     <w:p>
       <w:pPr>
-        <w:shd w:fill="F2F2F2" w:val="clear"/>
+        <w:shd w:fill="F0F0E8" w:val="clear"/>
         <w:spacing w:after="0"/>
       </w:pPr>
       <w:r>
@@ -3736,7 +3730,7 @@
     </w:p>
     <w:p>
       <w:pPr>
-        <w:shd w:fill="F2F2F2" w:val="clear"/>
+        <w:shd w:fill="F0F0E8" w:val="clear"/>
         <w:spacing w:after="0"/>
       </w:pPr>
       <w:r>
@@ -3750,7 +3744,7 @@
     </w:p>
     <w:p>
       <w:pPr>
-        <w:shd w:fill="F2F2F2" w:val="clear"/>
+        <w:shd w:fill="F0F0E8" w:val="clear"/>
         <w:spacing w:after="0"/>
       </w:pPr>
       <w:r>
@@ -3764,7 +3758,7 @@
     </w:p>
     <w:p>
       <w:pPr>
-        <w:shd w:fill="F2F2F2" w:val="clear"/>
+        <w:shd w:fill="F0F0E8" w:val="clear"/>
         <w:spacing w:after="0"/>
       </w:pPr>
       <w:r>
@@ -3778,7 +3772,7 @@
     </w:p>
     <w:p>
       <w:pPr>
-        <w:shd w:fill="F2F2F2" w:val="clear"/>
+        <w:shd w:fill="F0F0E8" w:val="clear"/>
         <w:spacing w:after="0"/>
       </w:pPr>
       <w:r>
@@ -3792,7 +3786,7 @@
     </w:p>
     <w:p>
       <w:pPr>
-        <w:shd w:fill="F2F2F2" w:val="clear"/>
+        <w:shd w:fill="F0F0E8" w:val="clear"/>
         <w:spacing w:after="0"/>
       </w:pPr>
       <w:r>
@@ -3806,7 +3800,7 @@
     </w:p>
     <w:p>
       <w:pPr>
-        <w:shd w:fill="F2F2F2" w:val="clear"/>
+        <w:shd w:fill="F0F0E8" w:val="clear"/>
         <w:spacing w:after="0"/>
       </w:pPr>
       <w:r>
@@ -3820,7 +3814,7 @@
     </w:p>
     <w:p>
       <w:pPr>
-        <w:shd w:fill="F2F2F2" w:val="clear"/>
+        <w:shd w:fill="F0F0E8" w:val="clear"/>
         <w:spacing w:after="0"/>
       </w:pPr>
       <w:r>
@@ -3834,7 +3828,7 @@
     </w:p>
     <w:p>
       <w:pPr>
-        <w:shd w:fill="F2F2F2" w:val="clear"/>
+        <w:shd w:fill="F0F0E8" w:val="clear"/>
         <w:spacing w:after="0"/>
       </w:pPr>
       <w:r>
@@ -3848,7 +3842,7 @@
     </w:p>
     <w:p>
       <w:pPr>
-        <w:shd w:fill="F2F2F2" w:val="clear"/>
+        <w:shd w:fill="F0F0E8" w:val="clear"/>
         <w:spacing w:after="0"/>
       </w:pPr>
       <w:r>
@@ -3862,7 +3856,7 @@
     </w:p>
     <w:p>
       <w:pPr>
-        <w:shd w:fill="F2F2F2" w:val="clear"/>
+        <w:shd w:fill="F0F0E8" w:val="clear"/>
         <w:spacing w:after="0"/>
       </w:pPr>
       <w:r>
@@ -3876,7 +3870,7 @@
     </w:p>
     <w:p>
       <w:pPr>
-        <w:shd w:fill="F2F2F2" w:val="clear"/>
+        <w:shd w:fill="F0F0E8" w:val="clear"/>
         <w:spacing w:after="0"/>
       </w:pPr>
       <w:r>
@@ -3890,7 +3884,7 @@
     </w:p>
     <w:p>
       <w:pPr>
-        <w:shd w:fill="F2F2F2" w:val="clear"/>
+        <w:shd w:fill="F0F0E8" w:val="clear"/>
         <w:spacing w:after="0"/>
       </w:pPr>
       <w:r>
@@ -3904,7 +3898,7 @@
     </w:p>
     <w:p>
       <w:pPr>
-        <w:shd w:fill="F2F2F2" w:val="clear"/>
+        <w:shd w:fill="F0F0E8" w:val="clear"/>
         <w:spacing w:after="0"/>
       </w:pPr>
       <w:r>
@@ -3918,7 +3912,7 @@
     </w:p>
     <w:p>
       <w:pPr>
-        <w:shd w:fill="F2F2F2" w:val="clear"/>
+        <w:shd w:fill="F0F0E8" w:val="clear"/>
         <w:spacing w:after="0"/>
       </w:pPr>
       <w:r>
@@ -3932,7 +3926,7 @@
     </w:p>
     <w:p>
       <w:pPr>
-        <w:shd w:fill="F2F2F2" w:val="clear"/>
+        <w:shd w:fill="F0F0E8" w:val="clear"/>
         <w:spacing w:after="0"/>
       </w:pPr>
       <w:r>
@@ -3946,7 +3940,7 @@
     </w:p>
     <w:p>
       <w:pPr>
-        <w:shd w:fill="F2F2F2" w:val="clear"/>
+        <w:shd w:fill="F0F0E8" w:val="clear"/>
         <w:spacing w:after="0"/>
       </w:pPr>
       <w:r>
@@ -3960,7 +3954,7 @@
     </w:p>
     <w:p>
       <w:pPr>
-        <w:shd w:fill="F2F2F2" w:val="clear"/>
+        <w:shd w:fill="F0F0E8" w:val="clear"/>
         <w:spacing w:after="0"/>
       </w:pPr>
       <w:r>
@@ -3974,7 +3968,7 @@
     </w:p>
     <w:p>
       <w:pPr>
-        <w:shd w:fill="F2F2F2" w:val="clear"/>
+        <w:shd w:fill="F0F0E8" w:val="clear"/>
         <w:spacing w:after="0"/>
       </w:pPr>
       <w:r>
@@ -3988,7 +3982,7 @@
     </w:p>
     <w:p>
       <w:pPr>
-        <w:shd w:fill="F2F2F2" w:val="clear"/>
+        <w:shd w:fill="F0F0E8" w:val="clear"/>
         <w:spacing w:after="0"/>
       </w:pPr>
       <w:r>
@@ -4002,7 +3996,7 @@
     </w:p>
     <w:p>
       <w:pPr>
-        <w:shd w:fill="F2F2F2" w:val="clear"/>
+        <w:shd w:fill="F0F0E8" w:val="clear"/>
         <w:spacing w:after="0"/>
       </w:pPr>
       <w:r>
@@ -4016,7 +4010,7 @@
     </w:p>
     <w:p>
       <w:pPr>
-        <w:shd w:fill="F2F2F2" w:val="clear"/>
+        <w:shd w:fill="F0F0E8" w:val="clear"/>
         <w:spacing w:after="0"/>
       </w:pPr>
       <w:r>
@@ -4030,7 +4024,7 @@
     </w:p>
     <w:p>
       <w:pPr>
-        <w:shd w:fill="F2F2F2" w:val="clear"/>
+        <w:shd w:fill="F0F0E8" w:val="clear"/>
         <w:spacing w:after="0"/>
       </w:pPr>
       <w:r>
@@ -4044,7 +4038,7 @@
     </w:p>
     <w:p>
       <w:pPr>
-        <w:shd w:fill="F2F2F2" w:val="clear"/>
+        <w:shd w:fill="F0F0E8" w:val="clear"/>
         <w:spacing w:after="0"/>
       </w:pPr>
       <w:r>
@@ -4058,7 +4052,7 @@
     </w:p>
     <w:p>
       <w:pPr>
-        <w:shd w:fill="F2F2F2" w:val="clear"/>
+        <w:shd w:fill="F0F0E8" w:val="clear"/>
         <w:spacing w:after="0"/>
       </w:pPr>
       <w:r>
@@ -4072,7 +4066,7 @@
     </w:p>
     <w:p>
       <w:pPr>
-        <w:shd w:fill="F2F2F2" w:val="clear"/>
+        <w:shd w:fill="F0F0E8" w:val="clear"/>
         <w:spacing w:after="0"/>
       </w:pPr>
       <w:r>
@@ -4086,7 +4080,7 @@
     </w:p>
     <w:p>
       <w:pPr>
-        <w:shd w:fill="F2F2F2" w:val="clear"/>
+        <w:shd w:fill="F0F0E8" w:val="clear"/>
         <w:spacing w:after="0"/>
       </w:pPr>
       <w:r>
@@ -4100,7 +4094,7 @@
     </w:p>
     <w:p>
       <w:pPr>
-        <w:shd w:fill="F2F2F2" w:val="clear"/>
+        <w:shd w:fill="F0F0E8" w:val="clear"/>
         <w:spacing w:after="0"/>
       </w:pPr>
       <w:r>
@@ -4114,7 +4108,7 @@
     </w:p>
     <w:p>
       <w:pPr>
-        <w:shd w:fill="F2F2F2" w:val="clear"/>
+        <w:shd w:fill="F0F0E8" w:val="clear"/>
         <w:spacing w:after="0"/>
       </w:pPr>
       <w:r>
@@ -4128,7 +4122,7 @@
     </w:p>
     <w:p>
       <w:pPr>
-        <w:shd w:fill="F2F2F2" w:val="clear"/>
+        <w:shd w:fill="F0F0E8" w:val="clear"/>
         <w:spacing w:after="0"/>
       </w:pPr>
       <w:r>
@@ -4142,7 +4136,7 @@
     </w:p>
     <w:p>
       <w:pPr>
-        <w:shd w:fill="F2F2F2" w:val="clear"/>
+        <w:shd w:fill="F0F0E8" w:val="clear"/>
         <w:spacing w:after="0"/>
       </w:pPr>
       <w:r>
@@ -4156,7 +4150,7 @@
     </w:p>
     <w:p>
       <w:pPr>
-        <w:shd w:fill="F2F2F2" w:val="clear"/>
+        <w:shd w:fill="F0F0E8" w:val="clear"/>
         <w:spacing w:after="0"/>
       </w:pPr>
       <w:r>
@@ -4170,7 +4164,7 @@
     </w:p>
     <w:p>
       <w:pPr>
-        <w:shd w:fill="F2F2F2" w:val="clear"/>
+        <w:shd w:fill="F0F0E8" w:val="clear"/>
         <w:spacing w:after="0"/>
       </w:pPr>
       <w:r>
@@ -4184,7 +4178,7 @@
     </w:p>
     <w:p>
       <w:pPr>
-        <w:shd w:fill="F2F2F2" w:val="clear"/>
+        <w:shd w:fill="F0F0E8" w:val="clear"/>
         <w:spacing w:after="0"/>
       </w:pPr>
       <w:r>
@@ -4198,7 +4192,7 @@
     </w:p>
     <w:p>
       <w:pPr>
-        <w:shd w:fill="F2F2F2" w:val="clear"/>
+        <w:shd w:fill="F0F0E8" w:val="clear"/>
         <w:spacing w:after="0"/>
       </w:pPr>
       <w:r>
@@ -4212,7 +4206,7 @@
     </w:p>
     <w:p>
       <w:pPr>
-        <w:shd w:fill="F2F2F2" w:val="clear"/>
+        <w:shd w:fill="F0F0E8" w:val="clear"/>
         <w:spacing w:after="0"/>
       </w:pPr>
       <w:r>
@@ -4226,7 +4220,7 @@
     </w:p>
     <w:p>
       <w:pPr>
-        <w:shd w:fill="F2F2F2" w:val="clear"/>
+        <w:shd w:fill="F0F0E8" w:val="clear"/>
         <w:spacing w:after="0"/>
       </w:pPr>
       <w:r>
@@ -4240,7 +4234,7 @@
     </w:p>
     <w:p>
       <w:pPr>
-        <w:shd w:fill="F2F2F2" w:val="clear"/>
+        <w:shd w:fill="F0F0E8" w:val="clear"/>
         <w:spacing w:after="0"/>
       </w:pPr>
       <w:r>
@@ -4254,7 +4248,7 @@
     </w:p>
     <w:p>
       <w:pPr>
-        <w:shd w:fill="F2F2F2" w:val="clear"/>
+        <w:shd w:fill="F0F0E8" w:val="clear"/>
         <w:spacing w:after="0"/>
       </w:pPr>
       <w:r>
@@ -4268,7 +4262,7 @@
     </w:p>
     <w:p>
       <w:pPr>
-        <w:shd w:fill="F2F2F2" w:val="clear"/>
+        <w:shd w:fill="F0F0E8" w:val="clear"/>
         <w:spacing w:after="0"/>
       </w:pPr>
       <w:r>
@@ -4282,7 +4276,7 @@
     </w:p>
     <w:p>
       <w:pPr>
-        <w:shd w:fill="F2F2F2" w:val="clear"/>
+        <w:shd w:fill="F0F0E8" w:val="clear"/>
         <w:spacing w:after="0"/>
       </w:pPr>
       <w:r>
@@ -4296,7 +4290,7 @@
     </w:p>
     <w:p>
       <w:pPr>
-        <w:shd w:fill="F2F2F2" w:val="clear"/>
+        <w:shd w:fill="F0F0E8" w:val="clear"/>
         <w:spacing w:after="0"/>
       </w:pPr>
       <w:r>
@@ -4310,7 +4304,7 @@
     </w:p>
     <w:p>
       <w:pPr>
-        <w:shd w:fill="F2F2F2" w:val="clear"/>
+        <w:shd w:fill="F0F0E8" w:val="clear"/>
         <w:spacing w:after="0"/>
       </w:pPr>
       <w:r>
@@ -4324,7 +4318,7 @@
     </w:p>
     <w:p>
       <w:pPr>
-        <w:shd w:fill="F2F2F2" w:val="clear"/>
+        <w:shd w:fill="F0F0E8" w:val="clear"/>
         <w:spacing w:after="0"/>
       </w:pPr>
       <w:r>
@@ -4338,7 +4332,7 @@
     </w:p>
     <w:p>
       <w:pPr>
-        <w:shd w:fill="F2F2F2" w:val="clear"/>
+        <w:shd w:fill="F0F0E8" w:val="clear"/>
         <w:spacing w:after="0"/>
       </w:pPr>
       <w:r>
@@ -4352,7 +4346,7 @@
     </w:p>
     <w:p>
       <w:pPr>
-        <w:shd w:fill="F2F2F2" w:val="clear"/>
+        <w:shd w:fill="F0F0E8" w:val="clear"/>
         <w:spacing w:after="0"/>
       </w:pPr>
       <w:r>
@@ -4366,7 +4360,7 @@
     </w:p>
     <w:p>
       <w:pPr>
-        <w:shd w:fill="F2F2F2" w:val="clear"/>
+        <w:shd w:fill="F0F0E8" w:val="clear"/>
         <w:spacing w:after="0"/>
       </w:pPr>
       <w:r>
@@ -4380,7 +4374,7 @@
     </w:p>
     <w:p>
       <w:pPr>
-        <w:shd w:fill="F2F2F2" w:val="clear"/>
+        <w:shd w:fill="F0F0E8" w:val="clear"/>
         <w:spacing w:after="0"/>
       </w:pPr>
       <w:r>
@@ -4394,7 +4388,7 @@
     </w:p>
     <w:p>
       <w:pPr>
-        <w:shd w:fill="F2F2F2" w:val="clear"/>
+        <w:shd w:fill="F0F0E8" w:val="clear"/>
         <w:spacing w:after="0"/>
       </w:pPr>
       <w:r>
@@ -4408,7 +4402,7 @@
     </w:p>
     <w:p>
       <w:pPr>
-        <w:shd w:fill="F2F2F2" w:val="clear"/>
+        <w:shd w:fill="F0F0E8" w:val="clear"/>
         <w:spacing w:after="0"/>
       </w:pPr>
       <w:r>
@@ -4422,7 +4416,7 @@
     </w:p>
     <w:p>
       <w:pPr>
-        <w:shd w:fill="F2F2F2" w:val="clear"/>
+        <w:shd w:fill="F0F0E8" w:val="clear"/>
         <w:spacing w:after="0"/>
       </w:pPr>
       <w:r>
@@ -4436,7 +4430,7 @@
     </w:p>
     <w:p>
       <w:pPr>
-        <w:shd w:fill="F2F2F2" w:val="clear"/>
+        <w:shd w:fill="F0F0E8" w:val="clear"/>
         <w:spacing w:after="0"/>
       </w:pPr>
       <w:r>
@@ -4450,7 +4444,7 @@
     </w:p>
     <w:p>
       <w:pPr>
-        <w:shd w:fill="F2F2F2" w:val="clear"/>
+        <w:shd w:fill="F0F0E8" w:val="clear"/>
         <w:spacing w:after="0"/>
       </w:pPr>
       <w:r>
@@ -4464,7 +4458,7 @@
     </w:p>
     <w:p>
       <w:pPr>
-        <w:shd w:fill="F2F2F2" w:val="clear"/>
+        <w:shd w:fill="F0F0E8" w:val="clear"/>
         <w:spacing w:after="0"/>
       </w:pPr>
       <w:r>
@@ -4478,7 +4472,7 @@
     </w:p>
     <w:p>
       <w:pPr>
-        <w:shd w:fill="F2F2F2" w:val="clear"/>
+        <w:shd w:fill="F0F0E8" w:val="clear"/>
         <w:spacing w:after="0"/>
       </w:pPr>
       <w:r>
@@ -4492,7 +4486,7 @@
     </w:p>
     <w:p>
       <w:pPr>
-        <w:shd w:fill="F2F2F2" w:val="clear"/>
+        <w:shd w:fill="F0F0E8" w:val="clear"/>
         <w:spacing w:after="0"/>
       </w:pPr>
       <w:r>
@@ -4506,7 +4500,7 @@
     </w:p>
     <w:p>
       <w:pPr>
-        <w:shd w:fill="F2F2F2" w:val="clear"/>
+        <w:shd w:fill="F0F0E8" w:val="clear"/>
         <w:spacing w:after="0"/>
       </w:pPr>
       <w:r>
@@ -4520,7 +4514,7 @@
     </w:p>
     <w:p>
       <w:pPr>
-        <w:shd w:fill="F2F2F2" w:val="clear"/>
+        <w:shd w:fill="F0F0E8" w:val="clear"/>
         <w:spacing w:after="0"/>
       </w:pPr>
       <w:r>
@@ -4534,7 +4528,7 @@
     </w:p>
     <w:p>
       <w:pPr>
-        <w:shd w:fill="F2F2F2" w:val="clear"/>
+        <w:shd w:fill="F0F0E8" w:val="clear"/>
         <w:spacing w:after="0"/>
       </w:pPr>
       <w:r>
@@ -4548,7 +4542,7 @@
     </w:p>
     <w:p>
       <w:pPr>
-        <w:shd w:fill="F2F2F2" w:val="clear"/>
+        <w:shd w:fill="F0F0E8" w:val="clear"/>
         <w:spacing w:after="0"/>
       </w:pPr>
       <w:r>
@@ -4562,7 +4556,7 @@
     </w:p>
     <w:p>
       <w:pPr>
-        <w:shd w:fill="F2F2F2" w:val="clear"/>
+        <w:shd w:fill="F0F0E8" w:val="clear"/>
         <w:spacing w:after="0"/>
       </w:pPr>
       <w:r>
@@ -4576,7 +4570,7 @@
     </w:p>
     <w:p>
       <w:pPr>
-        <w:shd w:fill="F2F2F2" w:val="clear"/>
+        <w:shd w:fill="F0F0E8" w:val="clear"/>
         <w:spacing w:after="0"/>
       </w:pPr>
       <w:r>
@@ -4590,7 +4584,7 @@
     </w:p>
     <w:p>
       <w:pPr>
-        <w:shd w:fill="F2F2F2" w:val="clear"/>
+        <w:shd w:fill="F0F0E8" w:val="clear"/>
         <w:spacing w:after="0"/>
       </w:pPr>
       <w:r>
@@ -4604,7 +4598,7 @@
     </w:p>
     <w:p>
       <w:pPr>
-        <w:shd w:fill="F2F2F2" w:val="clear"/>
+        <w:shd w:fill="F0F0E8" w:val="clear"/>
         <w:spacing w:after="0"/>
       </w:pPr>
       <w:r>
@@ -4618,7 +4612,7 @@
     </w:p>
     <w:p>
       <w:pPr>
-        <w:shd w:fill="F2F2F2" w:val="clear"/>
+        <w:shd w:fill="F0F0E8" w:val="clear"/>
         <w:spacing w:after="0"/>
       </w:pPr>
       <w:r>
@@ -4632,7 +4626,7 @@
     </w:p>
     <w:p>
       <w:pPr>
-        <w:shd w:fill="F2F2F2" w:val="clear"/>
+        <w:shd w:fill="F0F0E8" w:val="clear"/>
         <w:spacing w:after="0"/>
       </w:pPr>
       <w:r>
@@ -4646,7 +4640,7 @@
     </w:p>
     <w:p>
       <w:pPr>
-        <w:shd w:fill="F2F2F2" w:val="clear"/>
+        <w:shd w:fill="F0F0E8" w:val="clear"/>
         <w:spacing w:after="0"/>
       </w:pPr>
       <w:r>
@@ -4660,7 +4654,7 @@
     </w:p>
     <w:p>
       <w:pPr>
-        <w:shd w:fill="F2F2F2" w:val="clear"/>
+        <w:shd w:fill="F0F0E8" w:val="clear"/>
         <w:spacing w:after="0"/>
       </w:pPr>
       <w:r>
@@ -4674,7 +4668,7 @@
     </w:p>
     <w:p>
       <w:pPr>
-        <w:shd w:fill="F2F2F2" w:val="clear"/>
+        <w:shd w:fill="F0F0E8" w:val="clear"/>
         <w:spacing w:after="0"/>
       </w:pPr>
       <w:r>
@@ -4688,7 +4682,7 @@
     </w:p>
     <w:p>
       <w:pPr>
-        <w:shd w:fill="F2F2F2" w:val="clear"/>
+        <w:shd w:fill="F0F0E8" w:val="clear"/>
         <w:spacing w:after="0"/>
       </w:pPr>
       <w:r>
@@ -4702,7 +4696,7 @@
     </w:p>
     <w:p>
       <w:pPr>
-        <w:shd w:fill="F2F2F2" w:val="clear"/>
+        <w:shd w:fill="F0F0E8" w:val="clear"/>
         <w:spacing w:after="0"/>
       </w:pPr>
       <w:r>
@@ -4716,7 +4710,7 @@
     </w:p>
     <w:p>
       <w:pPr>
-        <w:shd w:fill="F2F2F2" w:val="clear"/>
+        <w:shd w:fill="F0F0E8" w:val="clear"/>
         <w:spacing w:after="0"/>
       </w:pPr>
       <w:r>
@@ -4730,7 +4724,7 @@
     </w:p>
     <w:p>
       <w:pPr>
-        <w:shd w:fill="F2F2F2" w:val="clear"/>
+        <w:shd w:fill="F0F0E8" w:val="clear"/>
         <w:spacing w:after="0"/>
       </w:pPr>
       <w:r>
@@ -4744,7 +4738,7 @@
     </w:p>
     <w:p>
       <w:pPr>
-        <w:shd w:fill="F2F2F2" w:val="clear"/>
+        <w:shd w:fill="F0F0E8" w:val="clear"/>
         <w:spacing w:after="0"/>
       </w:pPr>
       <w:r>
@@ -4758,7 +4752,7 @@
     </w:p>
     <w:p>
       <w:pPr>
-        <w:shd w:fill="F2F2F2" w:val="clear"/>
+        <w:shd w:fill="F0F0E8" w:val="clear"/>
         <w:spacing w:after="0"/>
       </w:pPr>
       <w:r>
@@ -4772,7 +4766,7 @@
     </w:p>
     <w:p>
       <w:pPr>
-        <w:shd w:fill="F2F2F2" w:val="clear"/>
+        <w:shd w:fill="F0F0E8" w:val="clear"/>
         <w:spacing w:after="0"/>
       </w:pPr>
       <w:r>
@@ -4786,7 +4780,7 @@
     </w:p>
     <w:p>
       <w:pPr>
-        <w:shd w:fill="F2F2F2" w:val="clear"/>
+        <w:shd w:fill="F0F0E8" w:val="clear"/>
         <w:spacing w:after="0"/>
       </w:pPr>
       <w:r>
@@ -4800,7 +4794,7 @@
     </w:p>
     <w:p>
       <w:pPr>
-        <w:shd w:fill="F2F2F2" w:val="clear"/>
+        <w:shd w:fill="F0F0E8" w:val="clear"/>
         <w:spacing w:after="0"/>
       </w:pPr>
       <w:r>
@@ -4814,7 +4808,7 @@
     </w:p>
     <w:p>
       <w:pPr>
-        <w:shd w:fill="F2F2F2" w:val="clear"/>
+        <w:shd w:fill="F0F0E8" w:val="clear"/>
         <w:spacing w:after="0"/>
       </w:pPr>
       <w:r>
@@ -4828,7 +4822,7 @@
     </w:p>
     <w:p>
       <w:pPr>
-        <w:shd w:fill="F2F2F2" w:val="clear"/>
+        <w:shd w:fill="F0F0E8" w:val="clear"/>
         <w:spacing w:after="0"/>
       </w:pPr>
       <w:r>
@@ -4842,7 +4836,7 @@
     </w:p>
     <w:p>
       <w:pPr>
-        <w:shd w:fill="F2F2F2" w:val="clear"/>
+        <w:shd w:fill="F0F0E8" w:val="clear"/>
         <w:spacing w:after="0"/>
       </w:pPr>
       <w:r>
@@ -4856,7 +4850,7 @@
     </w:p>
     <w:p>
       <w:pPr>
-        <w:shd w:fill="F2F2F2" w:val="clear"/>
+        <w:shd w:fill="F0F0E8" w:val="clear"/>
         <w:spacing w:after="0"/>
       </w:pPr>
       <w:r>
@@ -4870,7 +4864,7 @@
     </w:p>
     <w:p>
       <w:pPr>
-        <w:shd w:fill="F2F2F2" w:val="clear"/>
+        <w:shd w:fill="F0F0E8" w:val="clear"/>
         <w:spacing w:after="0"/>
       </w:pPr>
       <w:r>
@@ -4884,7 +4878,7 @@
     </w:p>
     <w:p>
       <w:pPr>
-        <w:shd w:fill="F2F2F2" w:val="clear"/>
+        <w:shd w:fill="F0F0E8" w:val="clear"/>
         <w:spacing w:after="0"/>
       </w:pPr>
       <w:r>
@@ -4898,7 +4892,7 @@
     </w:p>
     <w:p>
       <w:pPr>
-        <w:shd w:fill="F2F2F2" w:val="clear"/>
+        <w:shd w:fill="F0F0E8" w:val="clear"/>
         <w:spacing w:after="0"/>
       </w:pPr>
       <w:r>
@@ -4912,7 +4906,7 @@
     </w:p>
     <w:p>
       <w:pPr>
-        <w:shd w:fill="F2F2F2" w:val="clear"/>
+        <w:shd w:fill="F0F0E8" w:val="clear"/>
         <w:spacing w:after="0"/>
       </w:pPr>
       <w:r>
@@ -4926,7 +4920,7 @@
     </w:p>
     <w:p>
       <w:pPr>
-        <w:shd w:fill="F2F2F2" w:val="clear"/>
+        <w:shd w:fill="F0F0E8" w:val="clear"/>
         <w:spacing w:after="0"/>
       </w:pPr>
       <w:r>
@@ -4940,7 +4934,7 @@
     </w:p>
     <w:p>
       <w:pPr>
-        <w:shd w:fill="F2F2F2" w:val="clear"/>
+        <w:shd w:fill="F0F0E8" w:val="clear"/>
         <w:spacing w:after="0"/>
       </w:pPr>
       <w:r>
@@ -4954,7 +4948,7 @@
     </w:p>
     <w:p>
       <w:pPr>
-        <w:shd w:fill="F2F2F2" w:val="clear"/>
+        <w:shd w:fill="F0F0E8" w:val="clear"/>
         <w:spacing w:after="0"/>
       </w:pPr>
       <w:r>
@@ -4968,7 +4962,7 @@
     </w:p>
     <w:p>
       <w:pPr>
-        <w:shd w:fill="F2F2F2" w:val="clear"/>
+        <w:shd w:fill="F0F0E8" w:val="clear"/>
         <w:spacing w:after="0"/>
       </w:pPr>
       <w:r>
@@ -4982,7 +4976,7 @@
     </w:p>
     <w:p>
       <w:pPr>
-        <w:shd w:fill="F2F2F2" w:val="clear"/>
+        <w:shd w:fill="F0F0E8" w:val="clear"/>
         <w:spacing w:after="0"/>
       </w:pPr>
       <w:r>
@@ -4996,7 +4990,7 @@
     </w:p>
     <w:p>
       <w:pPr>
-        <w:shd w:fill="F2F2F2" w:val="clear"/>
+        <w:shd w:fill="F0F0E8" w:val="clear"/>
         <w:spacing w:after="0"/>
       </w:pPr>
       <w:r>
@@ -5010,7 +5004,7 @@
     </w:p>
     <w:p>
       <w:pPr>
-        <w:shd w:fill="F2F2F2" w:val="clear"/>
+        <w:shd w:fill="F0F0E8" w:val="clear"/>
         <w:spacing w:after="0"/>
       </w:pPr>
       <w:r>
@@ -5024,7 +5018,7 @@
     </w:p>
     <w:p>
       <w:pPr>
-        <w:shd w:fill="F2F2F2" w:val="clear"/>
+        <w:shd w:fill="F0F0E8" w:val="clear"/>
         <w:spacing w:after="0"/>
       </w:pPr>
       <w:r>
@@ -5038,7 +5032,7 @@
     </w:p>
     <w:p>
       <w:pPr>
-        <w:shd w:fill="F2F2F2" w:val="clear"/>
+        <w:shd w:fill="F0F0E8" w:val="clear"/>
         <w:spacing w:after="0"/>
       </w:pPr>
       <w:r>
@@ -5052,7 +5046,7 @@
     </w:p>
     <w:p>
       <w:pPr>
-        <w:shd w:fill="F2F2F2" w:val="clear"/>
+        <w:shd w:fill="F0F0E8" w:val="clear"/>
         <w:spacing w:after="0"/>
       </w:pPr>
       <w:r>
@@ -5066,7 +5060,7 @@
     </w:p>
     <w:p>
       <w:pPr>
-        <w:shd w:fill="F2F2F2" w:val="clear"/>
+        <w:shd w:fill="F0F0E8" w:val="clear"/>
         <w:spacing w:after="0"/>
       </w:pPr>
       <w:r>
@@ -5080,7 +5074,7 @@
     </w:p>
     <w:p>
       <w:pPr>
-        <w:shd w:fill="F2F2F2" w:val="clear"/>
+        <w:shd w:fill="F0F0E8" w:val="clear"/>
         <w:spacing w:after="0"/>
       </w:pPr>
       <w:r>
@@ -5094,7 +5088,7 @@
     </w:p>
     <w:p>
       <w:pPr>
-        <w:shd w:fill="F2F2F2" w:val="clear"/>
+        <w:shd w:fill="F0F0E8" w:val="clear"/>
         <w:spacing w:after="0"/>
       </w:pPr>
       <w:r>
@@ -5108,7 +5102,7 @@
     </w:p>
     <w:p>
       <w:pPr>
-        <w:shd w:fill="F2F2F2" w:val="clear"/>
+        <w:shd w:fill="F0F0E8" w:val="clear"/>
         <w:spacing w:after="0"/>
       </w:pPr>
       <w:r>
@@ -5122,7 +5116,7 @@
     </w:p>
     <w:p>
       <w:pPr>
-        <w:shd w:fill="F2F2F2" w:val="clear"/>
+        <w:shd w:fill="F0F0E8" w:val="clear"/>
         <w:spacing w:after="0"/>
       </w:pPr>
       <w:r>
@@ -5136,7 +5130,7 @@
     </w:p>
     <w:p>
       <w:pPr>
-        <w:shd w:fill="F2F2F2" w:val="clear"/>
+        <w:shd w:fill="F0F0E8" w:val="clear"/>
         <w:spacing w:after="0"/>
       </w:pPr>
       <w:r>
@@ -5150,7 +5144,7 @@
     </w:p>
     <w:p>
       <w:pPr>
-        <w:shd w:fill="F2F2F2" w:val="clear"/>
+        <w:shd w:fill="F0F0E8" w:val="clear"/>
         <w:spacing w:after="0"/>
       </w:pPr>
       <w:r>
@@ -5164,7 +5158,7 @@
     </w:p>
     <w:p>
       <w:pPr>
-        <w:shd w:fill="F2F2F2" w:val="clear"/>
+        <w:shd w:fill="F0F0E8" w:val="clear"/>
         <w:spacing w:after="0"/>
       </w:pPr>
       <w:r>
@@ -5178,7 +5172,7 @@
     </w:p>
     <w:p>
       <w:pPr>
-        <w:shd w:fill="F2F2F2" w:val="clear"/>
+        <w:shd w:fill="F0F0E8" w:val="clear"/>
         <w:spacing w:after="0"/>
       </w:pPr>
       <w:r>
@@ -5192,7 +5186,7 @@
     </w:p>
     <w:p>
       <w:pPr>
-        <w:shd w:fill="F2F2F2" w:val="clear"/>
+        <w:shd w:fill="F0F0E8" w:val="clear"/>
         <w:spacing w:after="0"/>
       </w:pPr>
       <w:r>
@@ -5206,7 +5200,7 @@
     </w:p>
     <w:p>
       <w:pPr>
-        <w:shd w:fill="F2F2F2" w:val="clear"/>
+        <w:shd w:fill="F0F0E8" w:val="clear"/>
         <w:spacing w:after="0"/>
       </w:pPr>
       <w:r>
@@ -5220,7 +5214,7 @@
     </w:p>
     <w:p>
       <w:pPr>
-        <w:shd w:fill="F2F2F2" w:val="clear"/>
+        <w:shd w:fill="F0F0E8" w:val="clear"/>
         <w:spacing w:after="0"/>
       </w:pPr>
       <w:r>
@@ -5234,7 +5228,7 @@
     </w:p>
     <w:p>
       <w:pPr>
-        <w:shd w:fill="F2F2F2" w:val="clear"/>
+        <w:shd w:fill="F0F0E8" w:val="clear"/>
         <w:spacing w:after="0"/>
       </w:pPr>
       <w:r>
@@ -5248,7 +5242,7 @@
     </w:p>
     <w:p>
       <w:pPr>
-        <w:shd w:fill="F2F2F2" w:val="clear"/>
+        <w:shd w:fill="F0F0E8" w:val="clear"/>
         <w:spacing w:after="0"/>
       </w:pPr>
       <w:r>
@@ -5262,7 +5256,7 @@
     </w:p>
     <w:p>
       <w:pPr>
-        <w:shd w:fill="F2F2F2" w:val="clear"/>
+        <w:shd w:fill="F0F0E8" w:val="clear"/>
         <w:spacing w:after="0"/>
       </w:pPr>
       <w:r>
@@ -5276,7 +5270,7 @@
     </w:p>
     <w:p>
       <w:pPr>
-        <w:shd w:fill="F2F2F2" w:val="clear"/>
+        <w:shd w:fill="F0F0E8" w:val="clear"/>
         <w:spacing w:after="0"/>
       </w:pPr>
       <w:r>
@@ -5290,7 +5284,7 @@
     </w:p>
     <w:p>
       <w:pPr>
-        <w:shd w:fill="F2F2F2" w:val="clear"/>
+        <w:shd w:fill="F0F0E8" w:val="clear"/>
         <w:spacing w:after="0"/>
       </w:pPr>
       <w:r>
@@ -5304,7 +5298,7 @@
     </w:p>
     <w:p>
       <w:pPr>
-        <w:shd w:fill="F2F2F2" w:val="clear"/>
+        <w:shd w:fill="F0F0E8" w:val="clear"/>
         <w:spacing w:after="0"/>
       </w:pPr>
       <w:r>
@@ -5318,7 +5312,7 @@
     </w:p>
     <w:p>
       <w:pPr>
-        <w:shd w:fill="F2F2F2" w:val="clear"/>
+        <w:shd w:fill="F0F0E8" w:val="clear"/>
         <w:spacing w:after="0"/>
       </w:pPr>
       <w:r>
@@ -5332,7 +5326,7 @@
     </w:p>
     <w:p>
       <w:pPr>
-        <w:shd w:fill="F2F2F2" w:val="clear"/>
+        <w:shd w:fill="F0F0E8" w:val="clear"/>
         <w:spacing w:after="0"/>
       </w:pPr>
       <w:r>
@@ -5346,7 +5340,7 @@
     </w:p>
     <w:p>
       <w:pPr>
-        <w:shd w:fill="F2F2F2" w:val="clear"/>
+        <w:shd w:fill="F0F0E8" w:val="clear"/>
         <w:spacing w:after="0"/>
       </w:pPr>
       <w:r>
@@ -5360,7 +5354,7 @@
     </w:p>
     <w:p>
       <w:pPr>
-        <w:shd w:fill="F2F2F2" w:val="clear"/>
+        <w:shd w:fill="F0F0E8" w:val="clear"/>
         <w:spacing w:after="0"/>
       </w:pPr>
       <w:r>
@@ -5374,7 +5368,7 @@
     </w:p>
     <w:p>
       <w:pPr>
-        <w:shd w:fill="F2F2F2" w:val="clear"/>
+        <w:shd w:fill="F0F0E8" w:val="clear"/>
         <w:spacing w:after="0"/>
       </w:pPr>
       <w:r>
@@ -5388,7 +5382,7 @@
     </w:p>
     <w:p>
       <w:pPr>
-        <w:shd w:fill="F2F2F2" w:val="clear"/>
+        <w:shd w:fill="F0F0E8" w:val="clear"/>
         <w:spacing w:after="0"/>
       </w:pPr>
       <w:r>
@@ -5402,7 +5396,7 @@
     </w:p>
     <w:p>
       <w:pPr>
-        <w:shd w:fill="F2F2F2" w:val="clear"/>
+        <w:shd w:fill="F0F0E8" w:val="clear"/>
         <w:spacing w:after="0"/>
       </w:pPr>
       <w:r>
@@ -5416,7 +5410,7 @@
     </w:p>
     <w:p>
       <w:pPr>
-        <w:shd w:fill="F2F2F2" w:val="clear"/>
+        <w:shd w:fill="F0F0E8" w:val="clear"/>
         <w:spacing w:after="0"/>
       </w:pPr>
       <w:r>
@@ -5430,7 +5424,7 @@
     </w:p>
     <w:p>
       <w:pPr>
-        <w:shd w:fill="F2F2F2" w:val="clear"/>
+        <w:shd w:fill="F0F0E8" w:val="clear"/>
         <w:spacing w:after="0"/>
       </w:pPr>
       <w:r>
@@ -5444,7 +5438,7 @@
     </w:p>
     <w:p>
       <w:pPr>
-        <w:shd w:fill="F2F2F2" w:val="clear"/>
+        <w:shd w:fill="F0F0E8" w:val="clear"/>
         <w:spacing w:after="0"/>
       </w:pPr>
       <w:r>
@@ -5458,7 +5452,7 @@
     </w:p>
     <w:p>
       <w:pPr>
-        <w:shd w:fill="F2F2F2" w:val="clear"/>
+        <w:shd w:fill="F0F0E8" w:val="clear"/>
         <w:spacing w:after="0"/>
       </w:pPr>
       <w:r>
@@ -5472,7 +5466,7 @@
     </w:p>
     <w:p>
       <w:pPr>
-        <w:shd w:fill="F2F2F2" w:val="clear"/>
+        <w:shd w:fill="F0F0E8" w:val="clear"/>
         <w:spacing w:after="0"/>
       </w:pPr>
       <w:r>
@@ -5486,7 +5480,7 @@
     </w:p>
     <w:p>
       <w:pPr>
-        <w:shd w:fill="F2F2F2" w:val="clear"/>
+        <w:shd w:fill="F0F0E8" w:val="clear"/>
         <w:spacing w:after="0"/>
       </w:pPr>
       <w:r>
@@ -5500,7 +5494,7 @@
     </w:p>
     <w:p>
       <w:pPr>
-        <w:shd w:fill="F2F2F2" w:val="clear"/>
+        <w:shd w:fill="F0F0E8" w:val="clear"/>
         <w:spacing w:after="0"/>
       </w:pPr>
       <w:r>
@@ -5514,7 +5508,7 @@
     </w:p>
     <w:p>
       <w:pPr>
-        <w:shd w:fill="F2F2F2" w:val="clear"/>
+        <w:shd w:fill="F0F0E8" w:val="clear"/>
         <w:spacing w:after="0"/>
       </w:pPr>
       <w:r>
@@ -5528,7 +5522,7 @@
     </w:p>
     <w:p>
       <w:pPr>
-        <w:shd w:fill="F2F2F2" w:val="clear"/>
+        <w:shd w:fill="F0F0E8" w:val="clear"/>
         <w:spacing w:after="0"/>
       </w:pPr>
       <w:r>
@@ -5542,7 +5536,7 @@
     </w:p>
     <w:p>
       <w:pPr>
-        <w:shd w:fill="F2F2F2" w:val="clear"/>
+        <w:shd w:fill="F0F0E8" w:val="clear"/>
         <w:spacing w:after="0"/>
       </w:pPr>
       <w:r>
@@ -5556,7 +5550,7 @@
     </w:p>
     <w:p>
       <w:pPr>
-        <w:shd w:fill="F2F2F2" w:val="clear"/>
+        <w:shd w:fill="F0F0E8" w:val="clear"/>
         <w:spacing w:after="0"/>
       </w:pPr>
       <w:r>
@@ -5570,7 +5564,7 @@
     </w:p>
     <w:p>
       <w:pPr>
-        <w:shd w:fill="F2F2F2" w:val="clear"/>
+        <w:shd w:fill="F0F0E8" w:val="clear"/>
         <w:spacing w:after="0"/>
       </w:pPr>
       <w:r>
@@ -5584,7 +5578,7 @@
     </w:p>
     <w:p>
       <w:pPr>
-        <w:shd w:fill="F2F2F2" w:val="clear"/>
+        <w:shd w:fill="F0F0E8" w:val="clear"/>
         <w:spacing w:after="0"/>
       </w:pPr>
       <w:r>
@@ -5598,7 +5592,7 @@
     </w:p>
     <w:p>
       <w:pPr>
-        <w:shd w:fill="F2F2F2" w:val="clear"/>
+        <w:shd w:fill="F0F0E8" w:val="clear"/>
         <w:spacing w:after="0"/>
       </w:pPr>
       <w:r>
@@ -5612,7 +5606,7 @@
     </w:p>
     <w:p>
       <w:pPr>
-        <w:shd w:fill="F2F2F2" w:val="clear"/>
+        <w:shd w:fill="F0F0E8" w:val="clear"/>
         <w:spacing w:after="0"/>
       </w:pPr>
       <w:r>
@@ -5626,7 +5620,7 @@
     </w:p>
     <w:p>
       <w:pPr>
-        <w:shd w:fill="F2F2F2" w:val="clear"/>
+        <w:shd w:fill="F0F0E8" w:val="clear"/>
         <w:spacing w:after="0"/>
       </w:pPr>
       <w:r>
@@ -5640,7 +5634,7 @@
     </w:p>
     <w:p>
       <w:pPr>
-        <w:shd w:fill="F2F2F2" w:val="clear"/>
+        <w:shd w:fill="F0F0E8" w:val="clear"/>
         <w:spacing w:after="0"/>
       </w:pPr>
       <w:r>
@@ -5654,7 +5648,7 @@
     </w:p>
     <w:p>
       <w:pPr>
-        <w:shd w:fill="F2F2F2" w:val="clear"/>
+        <w:shd w:fill="F0F0E8" w:val="clear"/>
         <w:spacing w:after="0"/>
       </w:pPr>
       <w:r>
@@ -5668,7 +5662,7 @@
     </w:p>
     <w:p>
       <w:pPr>
-        <w:shd w:fill="F2F2F2" w:val="clear"/>
+        <w:shd w:fill="F0F0E8" w:val="clear"/>
         <w:spacing w:after="0"/>
       </w:pPr>
       <w:r>
@@ -5682,7 +5676,7 @@
     </w:p>
     <w:p>
       <w:pPr>
-        <w:shd w:fill="F2F2F2" w:val="clear"/>
+        <w:shd w:fill="F0F0E8" w:val="clear"/>
         <w:spacing w:after="0"/>
       </w:pPr>
       <w:r>
@@ -5696,7 +5690,7 @@
     </w:p>
     <w:p>
       <w:pPr>
-        <w:shd w:fill="F2F2F2" w:val="clear"/>
+        <w:shd w:fill="F0F0E8" w:val="clear"/>
         <w:spacing w:after="0"/>
       </w:pPr>
       <w:r>
@@ -5710,7 +5704,7 @@
     </w:p>
     <w:p>
       <w:pPr>
-        <w:shd w:fill="F2F2F2" w:val="clear"/>
+        <w:shd w:fill="F0F0E8" w:val="clear"/>
         <w:spacing w:after="0"/>
       </w:pPr>
       <w:r>
@@ -5724,7 +5718,7 @@
     </w:p>
     <w:p>
       <w:pPr>
-        <w:shd w:fill="F2F2F2" w:val="clear"/>
+        <w:shd w:fill="F0F0E8" w:val="clear"/>
         <w:spacing w:after="0"/>
       </w:pPr>
       <w:r>
@@ -5738,7 +5732,7 @@
     </w:p>
     <w:p>
       <w:pPr>
-        <w:shd w:fill="F2F2F2" w:val="clear"/>
+        <w:shd w:fill="F0F0E8" w:val="clear"/>
         <w:spacing w:after="0"/>
       </w:pPr>
       <w:r>
@@ -5752,7 +5746,7 @@
     </w:p>
     <w:p>
       <w:pPr>
-        <w:shd w:fill="F2F2F2" w:val="clear"/>
+        <w:shd w:fill="F0F0E8" w:val="clear"/>
         <w:spacing w:after="0"/>
       </w:pPr>
       <w:r>
@@ -5766,7 +5760,7 @@
     </w:p>
     <w:p>
       <w:pPr>
-        <w:shd w:fill="F2F2F2" w:val="clear"/>
+        <w:shd w:fill="F0F0E8" w:val="clear"/>
         <w:spacing w:after="0"/>
       </w:pPr>
       <w:r>
@@ -5780,7 +5774,7 @@
     </w:p>
     <w:p>
       <w:pPr>
-        <w:shd w:fill="F2F2F2" w:val="clear"/>
+        <w:shd w:fill="F0F0E8" w:val="clear"/>
         <w:spacing w:after="0"/>
       </w:pPr>
       <w:r>
@@ -5794,7 +5788,7 @@
     </w:p>
     <w:p>
       <w:pPr>
-        <w:shd w:fill="F2F2F2" w:val="clear"/>
+        <w:shd w:fill="F0F0E8" w:val="clear"/>
         <w:spacing w:after="0"/>
       </w:pPr>
       <w:r>
@@ -5808,7 +5802,7 @@
     </w:p>
     <w:p>
       <w:pPr>
-        <w:shd w:fill="F2F2F2" w:val="clear"/>
+        <w:shd w:fill="F0F0E8" w:val="clear"/>
         <w:spacing w:after="0"/>
       </w:pPr>
       <w:r>
@@ -5822,7 +5816,7 @@
     </w:p>
     <w:p>
       <w:pPr>
-        <w:shd w:fill="F2F2F2" w:val="clear"/>
+        <w:shd w:fill="F0F0E8" w:val="clear"/>
         <w:spacing w:after="0"/>
       </w:pPr>
       <w:r>
@@ -5836,7 +5830,7 @@
     </w:p>
     <w:p>
       <w:pPr>
-        <w:shd w:fill="F2F2F2" w:val="clear"/>
+        <w:shd w:fill="F0F0E8" w:val="clear"/>
         <w:spacing w:after="0"/>
       </w:pPr>
       <w:r>
@@ -5850,7 +5844,7 @@
     </w:p>
     <w:p>
       <w:pPr>
-        <w:shd w:fill="F2F2F2" w:val="clear"/>
+        <w:shd w:fill="F0F0E8" w:val="clear"/>
         <w:spacing w:after="0"/>
       </w:pPr>
       <w:r>
@@ -5864,7 +5858,7 @@
     </w:p>
     <w:p>
       <w:pPr>
-        <w:shd w:fill="F2F2F2" w:val="clear"/>
+        <w:shd w:fill="F0F0E8" w:val="clear"/>
         <w:spacing w:after="0"/>
       </w:pPr>
       <w:r>
@@ -5878,7 +5872,7 @@
     </w:p>
     <w:p>
       <w:pPr>
-        <w:shd w:fill="F2F2F2" w:val="clear"/>
+        <w:shd w:fill="F0F0E8" w:val="clear"/>
         <w:spacing w:after="0"/>
       </w:pPr>
       <w:r>
@@ -5892,7 +5886,7 @@
     </w:p>
     <w:p>
       <w:pPr>
-        <w:shd w:fill="F2F2F2" w:val="clear"/>
+        <w:shd w:fill="F0F0E8" w:val="clear"/>
         <w:spacing w:after="0"/>
       </w:pPr>
       <w:r>
@@ -5906,7 +5900,7 @@
     </w:p>
     <w:p>
       <w:pPr>
-        <w:shd w:fill="F2F2F2" w:val="clear"/>
+        <w:shd w:fill="F0F0E8" w:val="clear"/>
         <w:spacing w:after="0"/>
       </w:pPr>
       <w:r>
@@ -5920,7 +5914,7 @@
     </w:p>
     <w:p>
       <w:pPr>
-        <w:shd w:fill="F2F2F2" w:val="clear"/>
+        <w:shd w:fill="F0F0E8" w:val="clear"/>
         <w:spacing w:after="0"/>
       </w:pPr>
       <w:r>
@@ -5934,7 +5928,7 @@
     </w:p>
     <w:p>
       <w:pPr>
-        <w:shd w:fill="F2F2F2" w:val="clear"/>
+        <w:shd w:fill="F0F0E8" w:val="clear"/>
         <w:spacing w:after="0"/>
       </w:pPr>
       <w:r>
@@ -5948,7 +5942,7 @@
     </w:p>
     <w:p>
       <w:pPr>
-        <w:shd w:fill="F2F2F2" w:val="clear"/>
+        <w:shd w:fill="F0F0E8" w:val="clear"/>
         <w:spacing w:after="0"/>
       </w:pPr>
       <w:r>
@@ -5962,7 +5956,7 @@
     </w:p>
     <w:p>
       <w:pPr>
-        <w:shd w:fill="F2F2F2" w:val="clear"/>
+        <w:shd w:fill="F0F0E8" w:val="clear"/>
         <w:spacing w:after="0"/>
       </w:pPr>
       <w:r>
@@ -5976,7 +5970,7 @@
     </w:p>
     <w:p>
       <w:pPr>
-        <w:shd w:fill="F2F2F2" w:val="clear"/>
+        <w:shd w:fill="F0F0E8" w:val="clear"/>
         <w:spacing w:after="0"/>
       </w:pPr>
       <w:r>
@@ -5990,7 +5984,7 @@
     </w:p>
     <w:p>
       <w:pPr>
-        <w:shd w:fill="F2F2F2" w:val="clear"/>
+        <w:shd w:fill="F0F0E8" w:val="clear"/>
         <w:spacing w:after="0"/>
       </w:pPr>
       <w:r>
@@ -6004,7 +5998,7 @@
     </w:p>
     <w:p>
       <w:pPr>
-        <w:shd w:fill="F2F2F2" w:val="clear"/>
+        <w:shd w:fill="F0F0E8" w:val="clear"/>
         <w:spacing w:after="0"/>
       </w:pPr>
       <w:r>
@@ -6018,7 +6012,7 @@
     </w:p>
     <w:p>
       <w:pPr>
-        <w:shd w:fill="F2F2F2" w:val="clear"/>
+        <w:shd w:fill="F0F0E8" w:val="clear"/>
         <w:spacing w:after="0"/>
       </w:pPr>
       <w:r>
@@ -6032,7 +6026,7 @@
     </w:p>
     <w:p>
       <w:pPr>
-        <w:shd w:fill="F2F2F2" w:val="clear"/>
+        <w:shd w:fill="F0F0E8" w:val="clear"/>
         <w:spacing w:after="0"/>
       </w:pPr>
       <w:r>
@@ -6046,7 +6040,7 @@
     </w:p>
     <w:p>
       <w:pPr>
-        <w:shd w:fill="F2F2F2" w:val="clear"/>
+        <w:shd w:fill="F0F0E8" w:val="clear"/>
         <w:spacing w:after="0"/>
       </w:pPr>
       <w:r>
@@ -6060,7 +6054,7 @@
     </w:p>
     <w:p>
       <w:pPr>
-        <w:shd w:fill="F2F2F2" w:val="clear"/>
+        <w:shd w:fill="F0F0E8" w:val="clear"/>
         <w:spacing w:after="0"/>
       </w:pPr>
       <w:r>
@@ -6074,7 +6068,7 @@
     </w:p>
     <w:p>
       <w:pPr>
-        <w:shd w:fill="F2F2F2" w:val="clear"/>
+        <w:shd w:fill="F0F0E8" w:val="clear"/>
         <w:spacing w:after="0"/>
       </w:pPr>
       <w:r>
@@ -6088,7 +6082,7 @@
     </w:p>
     <w:p>
       <w:pPr>
-        <w:shd w:fill="F2F2F2" w:val="clear"/>
+        <w:shd w:fill="F0F0E8" w:val="clear"/>
         <w:spacing w:after="0"/>
       </w:pPr>
       <w:r>
@@ -6102,7 +6096,7 @@
     </w:p>
     <w:p>
       <w:pPr>
-        <w:shd w:fill="F2F2F2" w:val="clear"/>
+        <w:shd w:fill="F0F0E8" w:val="clear"/>
         <w:spacing w:after="0"/>
       </w:pPr>
       <w:r>
@@ -6116,7 +6110,7 @@
     </w:p>
     <w:p>
       <w:pPr>
-        <w:shd w:fill="F2F2F2" w:val="clear"/>
+        <w:shd w:fill="F0F0E8" w:val="clear"/>
         <w:spacing w:after="0"/>
       </w:pPr>
       <w:r>
@@ -6130,7 +6124,7 @@
     </w:p>
     <w:p>
       <w:pPr>
-        <w:shd w:fill="F2F2F2" w:val="clear"/>
+        <w:shd w:fill="F0F0E8" w:val="clear"/>
         <w:spacing w:after="0"/>
       </w:pPr>
       <w:r>
@@ -6144,7 +6138,7 @@
     </w:p>
     <w:p>
       <w:pPr>
-        <w:shd w:fill="F2F2F2" w:val="clear"/>
+        <w:shd w:fill="F0F0E8" w:val="clear"/>
         <w:spacing w:after="0"/>
       </w:pPr>
       <w:r>
@@ -6158,7 +6152,7 @@
     </w:p>
     <w:p>
       <w:pPr>
-        <w:shd w:fill="F2F2F2" w:val="clear"/>
+        <w:shd w:fill="F0F0E8" w:val="clear"/>
         <w:spacing w:after="0"/>
       </w:pPr>
       <w:r>
@@ -6172,7 +6166,7 @@
     </w:p>
     <w:p>
       <w:pPr>
-        <w:shd w:fill="F2F2F2" w:val="clear"/>
+        <w:shd w:fill="F0F0E8" w:val="clear"/>
         <w:spacing w:after="0"/>
       </w:pPr>
       <w:r>
@@ -6186,7 +6180,7 @@
     </w:p>
     <w:p>
       <w:pPr>
-        <w:shd w:fill="F2F2F2" w:val="clear"/>
+        <w:shd w:fill="F0F0E8" w:val="clear"/>
         <w:spacing w:after="0"/>
       </w:pPr>
       <w:r>
@@ -6200,7 +6194,7 @@
     </w:p>
     <w:p>
       <w:pPr>
-        <w:shd w:fill="F2F2F2" w:val="clear"/>
+        <w:shd w:fill="F0F0E8" w:val="clear"/>
         <w:spacing w:after="0"/>
       </w:pPr>
       <w:r>
@@ -6214,7 +6208,7 @@
     </w:p>
     <w:p>
       <w:pPr>
-        <w:shd w:fill="F2F2F2" w:val="clear"/>
+        <w:shd w:fill="F0F0E8" w:val="clear"/>
         <w:spacing w:after="0"/>
       </w:pPr>
       <w:r>
@@ -6228,7 +6222,7 @@
     </w:p>
     <w:p>
       <w:pPr>
-        <w:shd w:fill="F2F2F2" w:val="clear"/>
+        <w:shd w:fill="F0F0E8" w:val="clear"/>
         <w:spacing w:after="0"/>
       </w:pPr>
       <w:r>
@@ -6242,7 +6236,7 @@
     </w:p>
     <w:p>
       <w:pPr>
-        <w:shd w:fill="F2F2F2" w:val="clear"/>
+        <w:shd w:fill="F0F0E8" w:val="clear"/>
         <w:spacing w:after="0"/>
       </w:pPr>
       <w:r>
@@ -6256,7 +6250,7 @@
     </w:p>
     <w:p>
       <w:pPr>
-        <w:shd w:fill="F2F2F2" w:val="clear"/>
+        <w:shd w:fill="F0F0E8" w:val="clear"/>
         <w:spacing w:after="0"/>
       </w:pPr>
       <w:r>
@@ -6270,7 +6264,7 @@
     </w:p>
     <w:p>
       <w:pPr>
-        <w:shd w:fill="F2F2F2" w:val="clear"/>
+        <w:shd w:fill="F0F0E8" w:val="clear"/>
         <w:spacing w:after="0"/>
       </w:pPr>
       <w:r>
@@ -6284,7 +6278,7 @@
     </w:p>
     <w:p>
       <w:pPr>
-        <w:shd w:fill="F2F2F2" w:val="clear"/>
+        <w:shd w:fill="F0F0E8" w:val="clear"/>
         <w:spacing w:after="0"/>
       </w:pPr>
       <w:r>
@@ -6298,7 +6292,7 @@
     </w:p>
     <w:p>
       <w:pPr>
-        <w:shd w:fill="F2F2F2" w:val="clear"/>
+        <w:shd w:fill="F0F0E8" w:val="clear"/>
         <w:spacing w:after="0"/>
       </w:pPr>
       <w:r>
@@ -6312,7 +6306,7 @@
     </w:p>
     <w:p>
       <w:pPr>
-        <w:shd w:fill="F2F2F2" w:val="clear"/>
+        <w:shd w:fill="F0F0E8" w:val="clear"/>
         <w:spacing w:after="0"/>
       </w:pPr>
       <w:r>
@@ -6326,7 +6320,7 @@
     </w:p>
     <w:p>
       <w:pPr>
-        <w:shd w:fill="F2F2F2" w:val="clear"/>
+        <w:shd w:fill="F0F0E8" w:val="clear"/>
         <w:spacing w:after="0"/>
       </w:pPr>
       <w:r>
@@ -6340,7 +6334,7 @@
     </w:p>
     <w:p>
       <w:pPr>
-        <w:shd w:fill="F2F2F2" w:val="clear"/>
+        <w:shd w:fill="F0F0E8" w:val="clear"/>
         <w:spacing w:after="0"/>
       </w:pPr>
       <w:r>
@@ -6354,7 +6348,7 @@
     </w:p>
     <w:p>
       <w:pPr>
-        <w:shd w:fill="F2F2F2" w:val="clear"/>
+        <w:shd w:fill="F0F0E8" w:val="clear"/>
         <w:spacing w:after="0"/>
       </w:pPr>
       <w:r>
@@ -6368,7 +6362,7 @@
     </w:p>
     <w:p>
       <w:pPr>
-        <w:shd w:fill="F2F2F2" w:val="clear"/>
+        <w:shd w:fill="F0F0E8" w:val="clear"/>
         <w:spacing w:after="0"/>
       </w:pPr>
       <w:r>
@@ -6382,7 +6376,7 @@
     </w:p>
     <w:p>
       <w:pPr>
-        <w:shd w:fill="F2F2F2" w:val="clear"/>
+        <w:shd w:fill="F0F0E8" w:val="clear"/>
         <w:spacing w:after="0"/>
       </w:pPr>
       <w:r>
@@ -6396,7 +6390,7 @@
     </w:p>
     <w:p>
       <w:pPr>
-        <w:shd w:fill="F2F2F2" w:val="clear"/>
+        <w:shd w:fill="F0F0E8" w:val="clear"/>
         <w:spacing w:after="0"/>
       </w:pPr>
       <w:r>
@@ -6410,7 +6404,7 @@
     </w:p>
     <w:p>
       <w:pPr>
-        <w:shd w:fill="F2F2F2" w:val="clear"/>
+        <w:shd w:fill="F0F0E8" w:val="clear"/>
         <w:spacing w:after="0"/>
       </w:pPr>
       <w:r>
@@ -6424,7 +6418,7 @@
     </w:p>
     <w:p>
       <w:pPr>
-        <w:shd w:fill="F2F2F2" w:val="clear"/>
+        <w:shd w:fill="F0F0E8" w:val="clear"/>
         <w:spacing w:after="0"/>
       </w:pPr>
       <w:r>
@@ -6438,7 +6432,7 @@
     </w:p>
     <w:p>
       <w:pPr>
-        <w:shd w:fill="F2F2F2" w:val="clear"/>
+        <w:shd w:fill="F0F0E8" w:val="clear"/>
         <w:spacing w:after="0"/>
       </w:pPr>
       <w:r>
@@ -6452,7 +6446,7 @@
     </w:p>
     <w:p>
       <w:pPr>
-        <w:shd w:fill="F2F2F2" w:val="clear"/>
+        <w:shd w:fill="F0F0E8" w:val="clear"/>
         <w:spacing w:after="0"/>
       </w:pPr>
       <w:r>
@@ -6466,7 +6460,7 @@
     </w:p>
     <w:p>
       <w:pPr>
-        <w:shd w:fill="F2F2F2" w:val="clear"/>
+        <w:shd w:fill="F0F0E8" w:val="clear"/>
         <w:spacing w:after="0"/>
       </w:pPr>
       <w:r>
@@ -6480,7 +6474,7 @@
     </w:p>
     <w:p>
       <w:pPr>
-        <w:shd w:fill="F2F2F2" w:val="clear"/>
+        <w:shd w:fill="F0F0E8" w:val="clear"/>
         <w:spacing w:after="0"/>
       </w:pPr>
       <w:r>
@@ -6494,7 +6488,7 @@
     </w:p>
     <w:p>
       <w:pPr>
-        <w:shd w:fill="F2F2F2" w:val="clear"/>
+        <w:shd w:fill="F0F0E8" w:val="clear"/>
         <w:spacing w:after="0"/>
       </w:pPr>
       <w:r>
@@ -6508,7 +6502,7 @@
     </w:p>
     <w:p>
       <w:pPr>
-        <w:shd w:fill="F2F2F2" w:val="clear"/>
+        <w:shd w:fill="F0F0E8" w:val="clear"/>
         <w:spacing w:after="0"/>
       </w:pPr>
       <w:r>
@@ -6522,7 +6516,7 @@
     </w:p>
     <w:p>
       <w:pPr>
-        <w:shd w:fill="F2F2F2" w:val="clear"/>
+        <w:shd w:fill="F0F0E8" w:val="clear"/>
         <w:spacing w:after="0"/>
       </w:pPr>
       <w:r>
@@ -6536,7 +6530,7 @@
     </w:p>
     <w:p>
       <w:pPr>
-        <w:shd w:fill="F2F2F2" w:val="clear"/>
+        <w:shd w:fill="F0F0E8" w:val="clear"/>
         <w:spacing w:after="0"/>
       </w:pPr>
       <w:r>
@@ -6550,7 +6544,7 @@
     </w:p>
     <w:p>
       <w:pPr>
-        <w:shd w:fill="F2F2F2" w:val="clear"/>
+        <w:shd w:fill="F0F0E8" w:val="clear"/>
         <w:spacing w:after="0"/>
       </w:pPr>
       <w:r>
@@ -6564,7 +6558,7 @@
     </w:p>
     <w:p>
       <w:pPr>
-        <w:shd w:fill="F2F2F2" w:val="clear"/>
+        <w:shd w:fill="F0F0E8" w:val="clear"/>
         <w:spacing w:after="0"/>
       </w:pPr>
       <w:r>
@@ -6578,7 +6572,7 @@
     </w:p>
     <w:p>
       <w:pPr>
-        <w:shd w:fill="F2F2F2" w:val="clear"/>
+        <w:shd w:fill="F0F0E8" w:val="clear"/>
         <w:spacing w:after="0"/>
       </w:pPr>
       <w:r>
@@ -6592,7 +6586,7 @@
     </w:p>
     <w:p>
       <w:pPr>
-        <w:shd w:fill="F2F2F2" w:val="clear"/>
+        <w:shd w:fill="F0F0E8" w:val="clear"/>
         <w:spacing w:after="0"/>
       </w:pPr>
       <w:r>
@@ -6606,7 +6600,7 @@
     </w:p>
     <w:p>
       <w:pPr>
-        <w:shd w:fill="F2F2F2" w:val="clear"/>
+        <w:shd w:fill="F0F0E8" w:val="clear"/>
         <w:spacing w:after="0"/>
       </w:pPr>
       <w:r>
@@ -6620,7 +6614,7 @@
     </w:p>
     <w:p>
       <w:pPr>
-        <w:shd w:fill="F2F2F2" w:val="clear"/>
+        <w:shd w:fill="F0F0E8" w:val="clear"/>
         <w:spacing w:after="0"/>
       </w:pPr>
       <w:r>
@@ -6634,7 +6628,7 @@
     </w:p>
     <w:p>
       <w:pPr>
-        <w:shd w:fill="F2F2F2" w:val="clear"/>
+        <w:shd w:fill="F0F0E8" w:val="clear"/>
         <w:spacing w:after="0"/>
       </w:pPr>
       <w:r>
@@ -6648,7 +6642,7 @@
     </w:p>
     <w:p>
       <w:pPr>
-        <w:shd w:fill="F2F2F2" w:val="clear"/>
+        <w:shd w:fill="F0F0E8" w:val="clear"/>
         <w:spacing w:after="0"/>
       </w:pPr>
       <w:r>
@@ -6662,7 +6656,7 @@
     </w:p>
     <w:p>
       <w:pPr>
-        <w:shd w:fill="F2F2F2" w:val="clear"/>
+        <w:shd w:fill="F0F0E8" w:val="clear"/>
         <w:spacing w:after="0"/>
       </w:pPr>
       <w:r>
@@ -6676,7 +6670,7 @@
     </w:p>
     <w:p>
       <w:pPr>
-        <w:shd w:fill="F2F2F2" w:val="clear"/>
+        <w:shd w:fill="F0F0E8" w:val="clear"/>
         <w:spacing w:after="0"/>
       </w:pPr>
       <w:r>
@@ -6690,7 +6684,7 @@
     </w:p>
     <w:p>
       <w:pPr>
-        <w:shd w:fill="F2F2F2" w:val="clear"/>
+        <w:shd w:fill="F0F0E8" w:val="clear"/>
         <w:spacing w:after="0"/>
       </w:pPr>
       <w:r>
@@ -6704,7 +6698,7 @@
     </w:p>
     <w:p>
       <w:pPr>
-        <w:shd w:fill="F2F2F2" w:val="clear"/>
+        <w:shd w:fill="F0F0E8" w:val="clear"/>
         <w:spacing w:after="0"/>
       </w:pPr>
       <w:r>
@@ -6718,7 +6712,7 @@
     </w:p>
     <w:p>
       <w:pPr>
-        <w:shd w:fill="F2F2F2" w:val="clear"/>
+        <w:shd w:fill="F0F0E8" w:val="clear"/>
         <w:spacing w:after="0"/>
       </w:pPr>
       <w:r>
@@ -6732,7 +6726,7 @@
     </w:p>
     <w:p>
       <w:pPr>
-        <w:shd w:fill="F2F2F2" w:val="clear"/>
+        <w:shd w:fill="F0F0E8" w:val="clear"/>
         <w:spacing w:after="0"/>
       </w:pPr>
       <w:r>
@@ -6746,7 +6740,7 @@
     </w:p>
     <w:p>
       <w:pPr>
-        <w:shd w:fill="F2F2F2" w:val="clear"/>
+        <w:shd w:fill="F0F0E8" w:val="clear"/>
         <w:spacing w:after="0"/>
       </w:pPr>
       <w:r>
@@ -6760,7 +6754,7 @@
     </w:p>
     <w:p>
       <w:pPr>
-        <w:shd w:fill="F2F2F2" w:val="clear"/>
+        <w:shd w:fill="F0F0E8" w:val="clear"/>
         <w:spacing w:after="0"/>
       </w:pPr>
       <w:r>
@@ -6774,7 +6768,7 @@
     </w:p>
     <w:p>
       <w:pPr>
-        <w:shd w:fill="F2F2F2" w:val="clear"/>
+        <w:shd w:fill="F0F0E8" w:val="clear"/>
         <w:spacing w:after="0"/>
       </w:pPr>
       <w:r>
@@ -6788,7 +6782,7 @@
     </w:p>
     <w:p>
       <w:pPr>
-        <w:shd w:fill="F2F2F2" w:val="clear"/>
+        <w:shd w:fill="F0F0E8" w:val="clear"/>
         <w:spacing w:after="0"/>
       </w:pPr>
       <w:r>
@@ -6802,7 +6796,7 @@
     </w:p>
     <w:p>
       <w:pPr>
-        <w:shd w:fill="F2F2F2" w:val="clear"/>
+        <w:shd w:fill="F0F0E8" w:val="clear"/>
         <w:spacing w:after="0"/>
       </w:pPr>
       <w:r>
@@ -6816,7 +6810,7 @@
     </w:p>
     <w:p>
       <w:pPr>
-        <w:shd w:fill="F2F2F2" w:val="clear"/>
+        <w:shd w:fill="F0F0E8" w:val="clear"/>
         <w:spacing w:after="0"/>
       </w:pPr>
       <w:r>
@@ -6830,7 +6824,7 @@
     </w:p>
     <w:p>
       <w:pPr>
-        <w:shd w:fill="F2F2F2" w:val="clear"/>
+        <w:shd w:fill="F0F0E8" w:val="clear"/>
         <w:spacing w:after="0"/>
       </w:pPr>
       <w:r>
@@ -6844,7 +6838,7 @@
     </w:p>
     <w:p>
       <w:pPr>
-        <w:shd w:fill="F2F2F2" w:val="clear"/>
+        <w:shd w:fill="F0F0E8" w:val="clear"/>
         <w:spacing w:after="0"/>
       </w:pPr>
       <w:r>
@@ -6858,7 +6852,7 @@
     </w:p>
     <w:p>
       <w:pPr>
-        <w:shd w:fill="F2F2F2" w:val="clear"/>
+        <w:shd w:fill="F0F0E8" w:val="clear"/>
         <w:spacing w:after="0"/>
       </w:pPr>
       <w:r>
@@ -6872,7 +6866,7 @@
     </w:p>
     <w:p>
       <w:pPr>
-        <w:shd w:fill="F2F2F2" w:val="clear"/>
+        <w:shd w:fill="F0F0E8" w:val="clear"/>
         <w:spacing w:after="0"/>
       </w:pPr>
       <w:r>
@@ -6886,7 +6880,7 @@
     </w:p>
     <w:p>
       <w:pPr>
-        <w:shd w:fill="F2F2F2" w:val="clear"/>
+        <w:shd w:fill="F0F0E8" w:val="clear"/>
         <w:spacing w:after="0"/>
       </w:pPr>
       <w:r>
@@ -6900,7 +6894,7 @@
     </w:p>
     <w:p>
       <w:pPr>
-        <w:shd w:fill="F2F2F2" w:val="clear"/>
+        <w:shd w:fill="F0F0E8" w:val="clear"/>
         <w:spacing w:after="0"/>
       </w:pPr>
       <w:r>
@@ -6914,7 +6908,7 @@
     </w:p>
     <w:p>
       <w:pPr>
-        <w:shd w:fill="F2F2F2" w:val="clear"/>
+        <w:shd w:fill="F0F0E8" w:val="clear"/>
         <w:spacing w:after="0"/>
       </w:pPr>
       <w:r>
@@ -6928,7 +6922,7 @@
     </w:p>
     <w:p>
       <w:pPr>
-        <w:shd w:fill="F2F2F2" w:val="clear"/>
+        <w:shd w:fill="F0F0E8" w:val="clear"/>
         <w:spacing w:after="0"/>
       </w:pPr>
       <w:r>
@@ -6942,7 +6936,7 @@
     </w:p>
     <w:p>
       <w:pPr>
-        <w:shd w:fill="F2F2F2" w:val="clear"/>
+        <w:shd w:fill="F0F0E8" w:val="clear"/>
         <w:spacing w:after="0"/>
       </w:pPr>
       <w:r>
@@ -6956,7 +6950,7 @@
     </w:p>
     <w:p>
       <w:pPr>
-        <w:shd w:fill="F2F2F2" w:val="clear"/>
+        <w:shd w:fill="F0F0E8" w:val="clear"/>
         <w:spacing w:after="0"/>
       </w:pPr>
       <w:r>
@@ -6970,7 +6964,7 @@
     </w:p>
     <w:p>
       <w:pPr>
-        <w:shd w:fill="F2F2F2" w:val="clear"/>
+        <w:shd w:fill="F0F0E8" w:val="clear"/>
         <w:spacing w:after="0"/>
       </w:pPr>
       <w:r>
@@ -6984,7 +6978,7 @@
     </w:p>
     <w:p>
       <w:pPr>
-        <w:shd w:fill="F2F2F2" w:val="clear"/>
+        <w:shd w:fill="F0F0E8" w:val="clear"/>
         <w:spacing w:after="0"/>
       </w:pPr>
       <w:r>
@@ -6998,7 +6992,7 @@
     </w:p>
     <w:p>
       <w:pPr>
-        <w:shd w:fill="F2F2F2" w:val="clear"/>
+        <w:shd w:fill="F0F0E8" w:val="clear"/>
         <w:spacing w:after="0"/>
       </w:pPr>
       <w:r>
@@ -7012,7 +7006,7 @@
     </w:p>
     <w:p>
       <w:pPr>
-        <w:shd w:fill="F2F2F2" w:val="clear"/>
+        <w:shd w:fill="F0F0E8" w:val="clear"/>
         <w:spacing w:after="0"/>
       </w:pPr>
       <w:r>
@@ -7026,7 +7020,7 @@
     </w:p>
     <w:p>
       <w:pPr>
-        <w:shd w:fill="F2F2F2" w:val="clear"/>
+        <w:shd w:fill="F0F0E8" w:val="clear"/>
         <w:spacing w:after="0"/>
       </w:pPr>
       <w:r>
@@ -7040,7 +7034,7 @@
     </w:p>
     <w:p>
       <w:pPr>
-        <w:shd w:fill="F2F2F2" w:val="clear"/>
+        <w:shd w:fill="F0F0E8" w:val="clear"/>
         <w:spacing w:after="0"/>
       </w:pPr>
       <w:r>
@@ -7054,7 +7048,7 @@
     </w:p>
     <w:p>
       <w:pPr>
-        <w:shd w:fill="F2F2F2" w:val="clear"/>
+        <w:shd w:fill="F0F0E8" w:val="clear"/>
         <w:spacing w:after="0"/>
       </w:pPr>
       <w:r>
@@ -7068,7 +7062,7 @@
     </w:p>
     <w:p>
       <w:pPr>
-        <w:shd w:fill="F2F2F2" w:val="clear"/>
+        <w:shd w:fill="F0F0E8" w:val="clear"/>
         <w:spacing w:after="0"/>
       </w:pPr>
       <w:r>
@@ -7082,7 +7076,7 @@
     </w:p>
     <w:p>
       <w:pPr>
-        <w:shd w:fill="F2F2F2" w:val="clear"/>
+        <w:shd w:fill="F0F0E8" w:val="clear"/>
         <w:spacing w:after="0"/>
       </w:pPr>
       <w:r>
@@ -7096,7 +7090,7 @@
     </w:p>
     <w:p>
       <w:pPr>
-        <w:shd w:fill="F2F2F2" w:val="clear"/>
+        <w:shd w:fill="F0F0E8" w:val="clear"/>
         <w:spacing w:after="0"/>
       </w:pPr>
       <w:r>
@@ -7110,7 +7104,7 @@
     </w:p>
     <w:p>
       <w:pPr>
-        <w:shd w:fill="F2F2F2" w:val="clear"/>
+        <w:shd w:fill="F0F0E8" w:val="clear"/>
         <w:spacing w:after="0"/>
       </w:pPr>
       <w:r>
@@ -7124,7 +7118,7 @@
     </w:p>
     <w:p>
       <w:pPr>
-        <w:shd w:fill="F2F2F2" w:val="clear"/>
+        <w:shd w:fill="F0F0E8" w:val="clear"/>
         <w:spacing w:after="0"/>
       </w:pPr>
       <w:r>
@@ -7138,7 +7132,7 @@
     </w:p>
     <w:p>
       <w:pPr>
-        <w:shd w:fill="F2F2F2" w:val="clear"/>
+        <w:shd w:fill="F0F0E8" w:val="clear"/>
         <w:spacing w:after="0"/>
       </w:pPr>
       <w:r>
@@ -7152,7 +7146,7 @@
     </w:p>
     <w:p>
       <w:pPr>
-        <w:shd w:fill="F2F2F2" w:val="clear"/>
+        <w:shd w:fill="F0F0E8" w:val="clear"/>
         <w:spacing w:after="0"/>
       </w:pPr>
       <w:r>
@@ -7166,7 +7160,7 @@
     </w:p>
     <w:p>
       <w:pPr>
-        <w:shd w:fill="F2F2F2" w:val="clear"/>
+        <w:shd w:fill="F0F0E8" w:val="clear"/>
         <w:spacing w:after="0"/>
       </w:pPr>
       <w:r>
@@ -7180,7 +7174,7 @@
     </w:p>
     <w:p>
       <w:pPr>
-        <w:shd w:fill="F2F2F2" w:val="clear"/>
+        <w:shd w:fill="F0F0E8" w:val="clear"/>
         <w:spacing w:after="0"/>
       </w:pPr>
       <w:r>
@@ -7194,7 +7188,7 @@
     </w:p>
     <w:p>
       <w:pPr>
-        <w:shd w:fill="F2F2F2" w:val="clear"/>
+        <w:shd w:fill="F0F0E8" w:val="clear"/>
         <w:spacing w:after="0"/>
       </w:pPr>
       <w:r>
@@ -7208,7 +7202,7 @@
     </w:p>
     <w:p>
       <w:pPr>
-        <w:shd w:fill="F2F2F2" w:val="clear"/>
+        <w:shd w:fill="F0F0E8" w:val="clear"/>
         <w:spacing w:after="0"/>
       </w:pPr>
       <w:r>
@@ -7222,7 +7216,7 @@
     </w:p>
     <w:p>
       <w:pPr>
-        <w:shd w:fill="F2F2F2" w:val="clear"/>
+        <w:shd w:fill="F0F0E8" w:val="clear"/>
         <w:spacing w:after="0"/>
       </w:pPr>
       <w:r>
@@ -7236,7 +7230,7 @@
     </w:p>
     <w:p>
       <w:pPr>
-        <w:shd w:fill="F2F2F2" w:val="clear"/>
+        <w:shd w:fill="F0F0E8" w:val="clear"/>
         <w:spacing w:after="0"/>
       </w:pPr>
       <w:r>
@@ -7250,7 +7244,7 @@
     </w:p>
     <w:p>
       <w:pPr>
-        <w:shd w:fill="F2F2F2" w:val="clear"/>
+        <w:shd w:fill="F0F0E8" w:val="clear"/>
         <w:spacing w:after="0"/>
       </w:pPr>
       <w:r>
@@ -7264,7 +7258,7 @@
     </w:p>
     <w:p>
       <w:pPr>
-        <w:shd w:fill="F2F2F2" w:val="clear"/>
+        <w:shd w:fill="F0F0E8" w:val="clear"/>
         <w:spacing w:after="0"/>
       </w:pPr>
       <w:r>
@@ -7278,7 +7272,7 @@
     </w:p>
     <w:p>
       <w:pPr>
-        <w:shd w:fill="F2F2F2" w:val="clear"/>
+        <w:shd w:fill="F0F0E8" w:val="clear"/>
         <w:spacing w:after="0"/>
       </w:pPr>
       <w:r>
@@ -7292,7 +7286,7 @@
     </w:p>
     <w:p>
       <w:pPr>
-        <w:shd w:fill="F2F2F2" w:val="clear"/>
+        <w:shd w:fill="F0F0E8" w:val="clear"/>
         <w:spacing w:after="0"/>
       </w:pPr>
       <w:r>
@@ -7306,7 +7300,7 @@
     </w:p>
     <w:p>
       <w:pPr>
-        <w:shd w:fill="F2F2F2" w:val="clear"/>
+        <w:shd w:fill="F0F0E8" w:val="clear"/>
         <w:spacing w:after="0"/>
       </w:pPr>
       <w:r>
@@ -7320,7 +7314,7 @@
     </w:p>
     <w:p>
       <w:pPr>
-        <w:shd w:fill="F2F2F2" w:val="clear"/>
+        <w:shd w:fill="F0F0E8" w:val="clear"/>
         <w:spacing w:after="0"/>
       </w:pPr>
       <w:r>
@@ -7334,7 +7328,7 @@
     </w:p>
     <w:p>
       <w:pPr>
-        <w:shd w:fill="F2F2F2" w:val="clear"/>
+        <w:shd w:fill="F0F0E8" w:val="clear"/>
         <w:spacing w:after="0"/>
       </w:pPr>
       <w:r>
@@ -7348,7 +7342,7 @@
     </w:p>
     <w:p>
       <w:pPr>
-        <w:shd w:fill="F2F2F2" w:val="clear"/>
+        <w:shd w:fill="F0F0E8" w:val="clear"/>
         <w:spacing w:after="0"/>
       </w:pPr>
       <w:r>
@@ -7362,7 +7356,7 @@
     </w:p>
     <w:p>
       <w:pPr>
-        <w:shd w:fill="F2F2F2" w:val="clear"/>
+        <w:shd w:fill="F0F0E8" w:val="clear"/>
         <w:spacing w:after="0"/>
       </w:pPr>
       <w:r>
@@ -7376,7 +7370,7 @@
     </w:p>
     <w:p>
       <w:pPr>
-        <w:shd w:fill="F2F2F2" w:val="clear"/>
+        <w:shd w:fill="F0F0E8" w:val="clear"/>
         <w:spacing w:after="0"/>
       </w:pPr>
       <w:r>
@@ -7390,7 +7384,7 @@
     </w:p>
     <w:p>
       <w:pPr>
-        <w:shd w:fill="F2F2F2" w:val="clear"/>
+        <w:shd w:fill="F0F0E8" w:val="clear"/>
         <w:spacing w:after="0"/>
       </w:pPr>
       <w:r>
@@ -7404,7 +7398,7 @@
     </w:p>
     <w:p>
       <w:pPr>
-        <w:shd w:fill="F2F2F2" w:val="clear"/>
+        <w:shd w:fill="F0F0E8" w:val="clear"/>
         <w:spacing w:after="0"/>
       </w:pPr>
       <w:r>
@@ -7418,7 +7412,7 @@
     </w:p>
     <w:p>
       <w:pPr>
-        <w:shd w:fill="F2F2F2" w:val="clear"/>
+        <w:shd w:fill="F0F0E8" w:val="clear"/>
         <w:spacing w:after="0"/>
       </w:pPr>
       <w:r>
@@ -7432,7 +7426,7 @@
     </w:p>
     <w:p>
       <w:pPr>
-        <w:shd w:fill="F2F2F2" w:val="clear"/>
+        <w:shd w:fill="F0F0E8" w:val="clear"/>
         <w:spacing w:after="0"/>
       </w:pPr>
       <w:r>
@@ -7446,7 +7440,7 @@
     </w:p>
     <w:p>
       <w:pPr>
-        <w:shd w:fill="F2F2F2" w:val="clear"/>
+        <w:shd w:fill="F0F0E8" w:val="clear"/>
         <w:spacing w:after="0"/>
       </w:pPr>
       <w:r>
@@ -7460,7 +7454,7 @@
     </w:p>
     <w:p>
       <w:pPr>
-        <w:shd w:fill="F2F2F2" w:val="clear"/>
+        <w:shd w:fill="F0F0E8" w:val="clear"/>
         <w:spacing w:after="0"/>
       </w:pPr>
       <w:r>
@@ -7474,7 +7468,7 @@
     </w:p>
     <w:p>
       <w:pPr>
-        <w:shd w:fill="F2F2F2" w:val="clear"/>
+        <w:shd w:fill="F0F0E8" w:val="clear"/>
         <w:spacing w:after="0"/>
       </w:pPr>
       <w:r>
@@ -7488,7 +7482,7 @@
     </w:p>
     <w:p>
       <w:pPr>
-        <w:shd w:fill="F2F2F2" w:val="clear"/>
+        <w:shd w:fill="F0F0E8" w:val="clear"/>
         <w:spacing w:after="0"/>
       </w:pPr>
       <w:r>
@@ -7502,7 +7496,7 @@
     </w:p>
     <w:p>
       <w:pPr>
-        <w:shd w:fill="F2F2F2" w:val="clear"/>
+        <w:shd w:fill="F0F0E8" w:val="clear"/>
         <w:spacing w:after="0"/>
       </w:pPr>
       <w:r>
@@ -7516,7 +7510,7 @@
     </w:p>
     <w:p>
       <w:pPr>
-        <w:shd w:fill="F2F2F2" w:val="clear"/>
+        <w:shd w:fill="F0F0E8" w:val="clear"/>
         <w:spacing w:after="0"/>
       </w:pPr>
       <w:r>
@@ -7530,7 +7524,7 @@
     </w:p>
     <w:p>
       <w:pPr>
-        <w:shd w:fill="F2F2F2" w:val="clear"/>
+        <w:shd w:fill="F0F0E8" w:val="clear"/>
         <w:spacing w:after="0"/>
       </w:pPr>
       <w:r>
@@ -7544,7 +7538,7 @@
     </w:p>
     <w:p>
       <w:pPr>
-        <w:shd w:fill="F2F2F2" w:val="clear"/>
+        <w:shd w:fill="F0F0E8" w:val="clear"/>
         <w:spacing w:after="0"/>
       </w:pPr>
       <w:r>
@@ -7558,7 +7552,7 @@
     </w:p>
     <w:p>
       <w:pPr>
-        <w:shd w:fill="F2F2F2" w:val="clear"/>
+        <w:shd w:fill="F0F0E8" w:val="clear"/>
         <w:spacing w:after="0"/>
       </w:pPr>
       <w:r>
@@ -7572,7 +7566,7 @@
     </w:p>
     <w:p>
       <w:pPr>
-        <w:shd w:fill="F2F2F2" w:val="clear"/>
+        <w:shd w:fill="F0F0E8" w:val="clear"/>
         <w:spacing w:after="0"/>
       </w:pPr>
       <w:r>
@@ -7586,7 +7580,7 @@
     </w:p>
     <w:p>
       <w:pPr>
-        <w:shd w:fill="F2F2F2" w:val="clear"/>
+        <w:shd w:fill="F0F0E8" w:val="clear"/>
         <w:spacing w:after="0"/>
       </w:pPr>
       <w:r>
@@ -7600,7 +7594,7 @@
     </w:p>
     <w:p>
       <w:pPr>
-        <w:shd w:fill="F2F2F2" w:val="clear"/>
+        <w:shd w:fill="F0F0E8" w:val="clear"/>
         <w:spacing w:after="0"/>
       </w:pPr>
       <w:r>
@@ -7614,7 +7608,7 @@
     </w:p>
     <w:p>
       <w:pPr>
-        <w:shd w:fill="F2F2F2" w:val="clear"/>
+        <w:shd w:fill="F0F0E8" w:val="clear"/>
         <w:spacing w:after="0"/>
       </w:pPr>
       <w:r>
@@ -7628,7 +7622,7 @@
     </w:p>
     <w:p>
       <w:pPr>
-        <w:shd w:fill="F2F2F2" w:val="clear"/>
+        <w:shd w:fill="F0F0E8" w:val="clear"/>
         <w:spacing w:after="0"/>
       </w:pPr>
       <w:r>
@@ -7642,7 +7636,7 @@
     </w:p>
     <w:p>
       <w:pPr>
-        <w:shd w:fill="F2F2F2" w:val="clear"/>
+        <w:shd w:fill="F0F0E8" w:val="clear"/>
         <w:spacing w:after="0"/>
       </w:pPr>
       <w:r>
@@ -7656,7 +7650,7 @@
     </w:p>
     <w:p>
       <w:pPr>
-        <w:shd w:fill="F2F2F2" w:val="clear"/>
+        <w:shd w:fill="F0F0E8" w:val="clear"/>
         <w:spacing w:after="0"/>
       </w:pPr>
       <w:r>
@@ -7670,7 +7664,7 @@
     </w:p>
     <w:p>
       <w:pPr>
-        <w:shd w:fill="F2F2F2" w:val="clear"/>
+        <w:shd w:fill="F0F0E8" w:val="clear"/>
         <w:spacing w:after="0"/>
       </w:pPr>
       <w:r>
@@ -7684,7 +7678,7 @@
     </w:p>
     <w:p>
       <w:pPr>
-        <w:shd w:fill="F2F2F2" w:val="clear"/>
+        <w:shd w:fill="F0F0E8" w:val="clear"/>
         <w:spacing w:after="0"/>
       </w:pPr>
       <w:r>
@@ -7698,7 +7692,7 @@
     </w:p>
     <w:p>
       <w:pPr>
-        <w:shd w:fill="F2F2F2" w:val="clear"/>
+        <w:shd w:fill="F0F0E8" w:val="clear"/>
         <w:spacing w:after="0"/>
       </w:pPr>
       <w:r>
@@ -7712,7 +7706,7 @@
     </w:p>
     <w:p>
       <w:pPr>
-        <w:shd w:fill="F2F2F2" w:val="clear"/>
+        <w:shd w:fill="F0F0E8" w:val="clear"/>
         <w:spacing w:after="0"/>
       </w:pPr>
       <w:r>
@@ -7726,7 +7720,7 @@
     </w:p>
     <w:p>
       <w:pPr>
-        <w:shd w:fill="F2F2F2" w:val="clear"/>
+        <w:shd w:fill="F0F0E8" w:val="clear"/>
         <w:spacing w:after="0"/>
       </w:pPr>
       <w:r>
@@ -7740,7 +7734,7 @@
     </w:p>
     <w:p>
       <w:pPr>
-        <w:shd w:fill="F2F2F2" w:val="clear"/>
+        <w:shd w:fill="F0F0E8" w:val="clear"/>
         <w:spacing w:after="0"/>
       </w:pPr>
       <w:r>
@@ -7754,7 +7748,7 @@
     </w:p>
     <w:p>
       <w:pPr>
-        <w:shd w:fill="F2F2F2" w:val="clear"/>
+        <w:shd w:fill="F0F0E8" w:val="clear"/>
         <w:spacing w:after="0"/>
       </w:pPr>
       <w:r>
@@ -7768,7 +7762,7 @@
     </w:p>
     <w:p>
       <w:pPr>
-        <w:shd w:fill="F2F2F2" w:val="clear"/>
+        <w:shd w:fill="F0F0E8" w:val="clear"/>
         <w:spacing w:after="0"/>
       </w:pPr>
       <w:r>
@@ -7782,7 +7776,7 @@
     </w:p>
     <w:p>
       <w:pPr>
-        <w:shd w:fill="F2F2F2" w:val="clear"/>
+        <w:shd w:fill="F0F0E8" w:val="clear"/>
         <w:spacing w:after="0"/>
       </w:pPr>
       <w:r>
@@ -7796,7 +7790,7 @@
     </w:p>
     <w:p>
       <w:pPr>
-        <w:shd w:fill="F2F2F2" w:val="clear"/>
+        <w:shd w:fill="F0F0E8" w:val="clear"/>
         <w:spacing w:after="0"/>
       </w:pPr>
       <w:r>
@@ -7810,7 +7804,7 @@
     </w:p>
     <w:p>
       <w:pPr>
-        <w:shd w:fill="F2F2F2" w:val="clear"/>
+        <w:shd w:fill="F0F0E8" w:val="clear"/>
         <w:spacing w:after="0"/>
       </w:pPr>
       <w:r>
@@ -7824,7 +7818,7 @@
     </w:p>
     <w:p>
       <w:pPr>
-        <w:shd w:fill="F2F2F2" w:val="clear"/>
+        <w:shd w:fill="F0F0E8" w:val="clear"/>
         <w:spacing w:after="0"/>
       </w:pPr>
       <w:r>
@@ -7838,7 +7832,7 @@
     </w:p>
     <w:p>
       <w:pPr>
-        <w:shd w:fill="F2F2F2" w:val="clear"/>
+        <w:shd w:fill="F0F0E8" w:val="clear"/>
         <w:spacing w:after="0"/>
       </w:pPr>
       <w:r>
@@ -7852,7 +7846,7 @@
     </w:p>
     <w:p>
       <w:pPr>
-        <w:shd w:fill="F2F2F2" w:val="clear"/>
+        <w:shd w:fill="F0F0E8" w:val="clear"/>
         <w:spacing w:after="0"/>
       </w:pPr>
       <w:r>
@@ -7866,7 +7860,7 @@
     </w:p>
     <w:p>
       <w:pPr>
-        <w:shd w:fill="F2F2F2" w:val="clear"/>
+        <w:shd w:fill="F0F0E8" w:val="clear"/>
         <w:spacing w:after="0"/>
       </w:pPr>
       <w:r>
@@ -7880,7 +7874,7 @@
     </w:p>
     <w:p>
       <w:pPr>
-        <w:shd w:fill="F2F2F2" w:val="clear"/>
+        <w:shd w:fill="F0F0E8" w:val="clear"/>
         <w:spacing w:after="0"/>
       </w:pPr>
       <w:r>
@@ -7894,7 +7888,7 @@
     </w:p>
     <w:p>
       <w:pPr>
-        <w:shd w:fill="F2F2F2" w:val="clear"/>
+        <w:shd w:fill="F0F0E8" w:val="clear"/>
         <w:spacing w:after="0"/>
       </w:pPr>
       <w:r>
@@ -7908,7 +7902,7 @@
     </w:p>
     <w:p>
       <w:pPr>
-        <w:shd w:fill="F2F2F2" w:val="clear"/>
+        <w:shd w:fill="F0F0E8" w:val="clear"/>
         <w:spacing w:after="0"/>
       </w:pPr>
       <w:r>
@@ -7922,7 +7916,7 @@
     </w:p>
     <w:p>
       <w:pPr>
-        <w:shd w:fill="F2F2F2" w:val="clear"/>
+        <w:shd w:fill="F0F0E8" w:val="clear"/>
         <w:spacing w:after="0"/>
       </w:pPr>
       <w:r>
@@ -7936,7 +7930,7 @@
     </w:p>
     <w:p>
       <w:pPr>
-        <w:shd w:fill="F2F2F2" w:val="clear"/>
+        <w:shd w:fill="F0F0E8" w:val="clear"/>
         <w:spacing w:after="0"/>
       </w:pPr>
       <w:r>
@@ -7950,7 +7944,7 @@
     </w:p>
     <w:p>
       <w:pPr>
-        <w:shd w:fill="F2F2F2" w:val="clear"/>
+        <w:shd w:fill="F0F0E8" w:val="clear"/>
         <w:spacing w:after="0"/>
       </w:pPr>
       <w:r>
@@ -7964,7 +7958,7 @@
     </w:p>
     <w:p>
       <w:pPr>
-        <w:shd w:fill="F2F2F2" w:val="clear"/>
+        <w:shd w:fill="F0F0E8" w:val="clear"/>
         <w:spacing w:after="0"/>
       </w:pPr>
       <w:r>
@@ -7978,7 +7972,7 @@
     </w:p>
     <w:p>
       <w:pPr>
-        <w:shd w:fill="F2F2F2" w:val="clear"/>
+        <w:shd w:fill="F0F0E8" w:val="clear"/>
         <w:spacing w:after="0"/>
       </w:pPr>
       <w:r>
@@ -7992,7 +7986,7 @@
     </w:p>
     <w:p>
       <w:pPr>
-        <w:shd w:fill="F2F2F2" w:val="clear"/>
+        <w:shd w:fill="F0F0E8" w:val="clear"/>
         <w:spacing w:after="0"/>
       </w:pPr>
       <w:r>
@@ -8006,7 +8000,7 @@
     </w:p>
     <w:p>
       <w:pPr>
-        <w:shd w:fill="F2F2F2" w:val="clear"/>
+        <w:shd w:fill="F0F0E8" w:val="clear"/>
         <w:spacing w:after="0"/>
       </w:pPr>
       <w:r>
@@ -8020,7 +8014,7 @@
     </w:p>
     <w:p>
       <w:pPr>
-        <w:shd w:fill="F2F2F2" w:val="clear"/>
+        <w:shd w:fill="F0F0E8" w:val="clear"/>
         <w:spacing w:after="0"/>
       </w:pPr>
       <w:r>
@@ -8034,7 +8028,7 @@
     </w:p>
     <w:p>
       <w:pPr>
-        <w:shd w:fill="F2F2F2" w:val="clear"/>
+        <w:shd w:fill="F0F0E8" w:val="clear"/>
         <w:spacing w:after="0"/>
       </w:pPr>
       <w:r>
@@ -8048,7 +8042,7 @@
     </w:p>
     <w:p>
       <w:pPr>
-        <w:shd w:fill="F2F2F2" w:val="clear"/>
+        <w:shd w:fill="F0F0E8" w:val="clear"/>
         <w:spacing w:after="0"/>
       </w:pPr>
       <w:r>
@@ -8062,7 +8056,7 @@
     </w:p>
     <w:p>
       <w:pPr>
-        <w:shd w:fill="F2F2F2" w:val="clear"/>
+        <w:shd w:fill="F0F0E8" w:val="clear"/>
         <w:spacing w:after="0"/>
       </w:pPr>
       <w:r>
@@ -8076,7 +8070,7 @@
     </w:p>
     <w:p>
       <w:pPr>
-        <w:shd w:fill="F2F2F2" w:val="clear"/>
+        <w:shd w:fill="F0F0E8" w:val="clear"/>
         <w:spacing w:after="0"/>
       </w:pPr>
       <w:r>
@@ -8090,7 +8084,7 @@
     </w:p>
     <w:p>
       <w:pPr>
-        <w:shd w:fill="F2F2F2" w:val="clear"/>
+        <w:shd w:fill="F0F0E8" w:val="clear"/>
         <w:spacing w:after="0"/>
       </w:pPr>
       <w:r>
@@ -8104,7 +8098,7 @@
     </w:p>
     <w:p>
       <w:pPr>
-        <w:shd w:fill="F2F2F2" w:val="clear"/>
+        <w:shd w:fill="F0F0E8" w:val="clear"/>
         <w:spacing w:after="0"/>
       </w:pPr>
       <w:r>
@@ -8118,7 +8112,7 @@
     </w:p>
     <w:p>
       <w:pPr>
-        <w:shd w:fill="F2F2F2" w:val="clear"/>
+        <w:shd w:fill="F0F0E8" w:val="clear"/>
         <w:spacing w:after="0"/>
       </w:pPr>
       <w:r>
@@ -8132,7 +8126,7 @@
     </w:p>
     <w:p>
       <w:pPr>
-        <w:shd w:fill="F2F2F2" w:val="clear"/>
+        <w:shd w:fill="F0F0E8" w:val="clear"/>
         <w:spacing w:after="0"/>
       </w:pPr>
       <w:r>
@@ -8146,7 +8140,7 @@
     </w:p>
     <w:p>
       <w:pPr>
-        <w:shd w:fill="F2F2F2" w:val="clear"/>
+        <w:shd w:fill="F0F0E8" w:val="clear"/>
         <w:spacing w:after="0"/>
       </w:pPr>
       <w:r>
@@ -8160,7 +8154,7 @@
     </w:p>
     <w:p>
       <w:pPr>
-        <w:shd w:fill="F2F2F2" w:val="clear"/>
+        <w:shd w:fill="F0F0E8" w:val="clear"/>
         <w:spacing w:after="0"/>
       </w:pPr>
       <w:r>
@@ -8174,7 +8168,7 @@
     </w:p>
     <w:p>
       <w:pPr>
-        <w:shd w:fill="F2F2F2" w:val="clear"/>
+        <w:shd w:fill="F0F0E8" w:val="clear"/>
         <w:spacing w:after="0"/>
       </w:pPr>
       <w:r>
@@ -8188,7 +8182,7 @@
     </w:p>
     <w:p>
       <w:pPr>
-        <w:shd w:fill="F2F2F2" w:val="clear"/>
+        <w:shd w:fill="F0F0E8" w:val="clear"/>
         <w:spacing w:after="0"/>
       </w:pPr>
       <w:r>
@@ -8202,7 +8196,7 @@
     </w:p>
     <w:p>
       <w:pPr>
-        <w:shd w:fill="F2F2F2" w:val="clear"/>
+        <w:shd w:fill="F0F0E8" w:val="clear"/>
         <w:spacing w:after="0"/>
       </w:pPr>
       <w:r>
@@ -8216,7 +8210,7 @@
     </w:p>
     <w:p>
       <w:pPr>
-        <w:shd w:fill="F2F2F2" w:val="clear"/>
+        <w:shd w:fill="F0F0E8" w:val="clear"/>
         <w:spacing w:after="0"/>
       </w:pPr>
       <w:r>
@@ -8230,7 +8224,7 @@
     </w:p>
     <w:p>
       <w:pPr>
-        <w:shd w:fill="F2F2F2" w:val="clear"/>
+        <w:shd w:fill="F0F0E8" w:val="clear"/>
         <w:spacing w:after="0"/>
       </w:pPr>
       <w:r>
@@ -8244,7 +8238,7 @@
     </w:p>
     <w:p>
       <w:pPr>
-        <w:shd w:fill="F2F2F2" w:val="clear"/>
+        <w:shd w:fill="F0F0E8" w:val="clear"/>
         <w:spacing w:after="0"/>
       </w:pPr>
       <w:r>
@@ -8258,7 +8252,7 @@
     </w:p>
     <w:p>
       <w:pPr>
-        <w:shd w:fill="F2F2F2" w:val="clear"/>
+        <w:shd w:fill="F0F0E8" w:val="clear"/>
         <w:spacing w:after="0"/>
       </w:pPr>
       <w:r>
@@ -8272,7 +8266,7 @@
     </w:p>
     <w:p>
       <w:pPr>
-        <w:shd w:fill="F2F2F2" w:val="clear"/>
+        <w:shd w:fill="F0F0E8" w:val="clear"/>
         <w:spacing w:after="0"/>
       </w:pPr>
       <w:r>
@@ -8286,7 +8280,7 @@
     </w:p>
     <w:p>
       <w:pPr>
-        <w:shd w:fill="F2F2F2" w:val="clear"/>
+        <w:shd w:fill="F0F0E8" w:val="clear"/>
         <w:spacing w:after="0"/>
       </w:pPr>
       <w:r>
@@ -8300,7 +8294,7 @@
     </w:p>
     <w:p>
       <w:pPr>
-        <w:shd w:fill="F2F2F2" w:val="clear"/>
+        <w:shd w:fill="F0F0E8" w:val="clear"/>
         <w:spacing w:after="0"/>
       </w:pPr>
       <w:r>
@@ -8314,7 +8308,7 @@
     </w:p>
     <w:p>
       <w:pPr>
-        <w:shd w:fill="F2F2F2" w:val="clear"/>
+        <w:shd w:fill="F0F0E8" w:val="clear"/>
         <w:spacing w:after="0"/>
       </w:pPr>
       <w:r>
@@ -8328,7 +8322,7 @@
     </w:p>
     <w:p>
       <w:pPr>
-        <w:shd w:fill="F2F2F2" w:val="clear"/>
+        <w:shd w:fill="F0F0E8" w:val="clear"/>
         <w:spacing w:after="0"/>
       </w:pPr>
       <w:r>
@@ -8342,7 +8336,7 @@
     </w:p>
     <w:p>
       <w:pPr>
-        <w:shd w:fill="F2F2F2" w:val="clear"/>
+        <w:shd w:fill="F0F0E8" w:val="clear"/>
         <w:spacing w:after="0"/>
       </w:pPr>
       <w:r>
@@ -8356,7 +8350,7 @@
     </w:p>
     <w:p>
       <w:pPr>
-        <w:shd w:fill="F2F2F2" w:val="clear"/>
+        <w:shd w:fill="F0F0E8" w:val="clear"/>
         <w:spacing w:after="0"/>
       </w:pPr>
       <w:r>
@@ -8370,7 +8364,7 @@
     </w:p>
     <w:p>
       <w:pPr>
-        <w:shd w:fill="F2F2F2" w:val="clear"/>
+        <w:shd w:fill="F0F0E8" w:val="clear"/>
         <w:spacing w:after="0"/>
       </w:pPr>
       <w:r>
@@ -8384,7 +8378,7 @@
     </w:p>
     <w:p>
       <w:pPr>
-        <w:shd w:fill="F2F2F2" w:val="clear"/>
+        <w:shd w:fill="F0F0E8" w:val="clear"/>
         <w:spacing w:after="0"/>
       </w:pPr>
       <w:r>
@@ -8398,7 +8392,7 @@
     </w:p>
     <w:p>
       <w:pPr>
-        <w:shd w:fill="F2F2F2" w:val="clear"/>
+        <w:shd w:fill="F0F0E8" w:val="clear"/>
         <w:spacing w:after="0"/>
       </w:pPr>
       <w:r>
@@ -8412,7 +8406,7 @@
     </w:p>
     <w:p>
       <w:pPr>
-        <w:shd w:fill="F2F2F2" w:val="clear"/>
+        <w:shd w:fill="F0F0E8" w:val="clear"/>
         <w:spacing w:after="0"/>
       </w:pPr>
       <w:r>
@@ -8426,7 +8420,7 @@
     </w:p>
     <w:p>
       <w:pPr>
-        <w:shd w:fill="F2F2F2" w:val="clear"/>
+        <w:shd w:fill="F0F0E8" w:val="clear"/>
         <w:spacing w:after="0"/>
       </w:pPr>
       <w:r>
@@ -8440,7 +8434,7 @@
     </w:p>
     <w:p>
       <w:pPr>
-        <w:shd w:fill="F2F2F2" w:val="clear"/>
+        <w:shd w:fill="F0F0E8" w:val="clear"/>
         <w:spacing w:after="0"/>
       </w:pPr>
       <w:r>
@@ -8454,7 +8448,7 @@
     </w:p>
     <w:p>
       <w:pPr>
-        <w:shd w:fill="F2F2F2" w:val="clear"/>
+        <w:shd w:fill="F0F0E8" w:val="clear"/>
         <w:spacing w:after="0"/>
       </w:pPr>
       <w:r>
@@ -8468,7 +8462,7 @@
     </w:p>
     <w:p>
       <w:pPr>
-        <w:shd w:fill="F2F2F2" w:val="clear"/>
+        <w:shd w:fill="F0F0E8" w:val="clear"/>
         <w:spacing w:after="0"/>
       </w:pPr>
       <w:r>
@@ -8482,7 +8476,7 @@
     </w:p>
     <w:p>
       <w:pPr>
-        <w:shd w:fill="F2F2F2" w:val="clear"/>
+        <w:shd w:fill="F0F0E8" w:val="clear"/>
         <w:spacing w:after="0"/>
       </w:pPr>
       <w:r>
@@ -8496,7 +8490,7 @@
     </w:p>
     <w:p>
       <w:pPr>
-        <w:shd w:fill="F2F2F2" w:val="clear"/>
+        <w:shd w:fill="F0F0E8" w:val="clear"/>
         <w:spacing w:after="0"/>
       </w:pPr>
       <w:r>
@@ -8510,7 +8504,7 @@
     </w:p>
     <w:p>
       <w:pPr>
-        <w:shd w:fill="F2F2F2" w:val="clear"/>
+        <w:shd w:fill="F0F0E8" w:val="clear"/>
         <w:spacing w:after="0"/>
       </w:pPr>
       <w:r>
@@ -8524,7 +8518,7 @@
     </w:p>
     <w:p>
       <w:pPr>
-        <w:shd w:fill="F2F2F2" w:val="clear"/>
+        <w:shd w:fill="F0F0E8" w:val="clear"/>
         <w:spacing w:after="0"/>
       </w:pPr>
       <w:r>
@@ -8538,7 +8532,7 @@
     </w:p>
     <w:p>
       <w:pPr>
-        <w:shd w:fill="F2F2F2" w:val="clear"/>
+        <w:shd w:fill="F0F0E8" w:val="clear"/>
         <w:spacing w:after="0"/>
       </w:pPr>
       <w:r>
@@ -8552,7 +8546,7 @@
     </w:p>
     <w:p>
       <w:pPr>
-        <w:shd w:fill="F2F2F2" w:val="clear"/>
+        <w:shd w:fill="F0F0E8" w:val="clear"/>
         <w:spacing w:after="0"/>
       </w:pPr>
       <w:r>
@@ -8566,7 +8560,7 @@
     </w:p>
     <w:p>
       <w:pPr>
-        <w:shd w:fill="F2F2F2" w:val="clear"/>
+        <w:shd w:fill="F0F0E8" w:val="clear"/>
         <w:spacing w:after="0"/>
       </w:pPr>
       <w:r>
@@ -8580,7 +8574,7 @@
     </w:p>
     <w:p>
       <w:pPr>
-        <w:shd w:fill="F2F2F2" w:val="clear"/>
+        <w:shd w:fill="F0F0E8" w:val="clear"/>
         <w:spacing w:after="0"/>
       </w:pPr>
       <w:r>
@@ -8594,7 +8588,7 @@
     </w:p>
     <w:p>
       <w:pPr>
-        <w:shd w:fill="F2F2F2" w:val="clear"/>
+        <w:shd w:fill="F0F0E8" w:val="clear"/>
         <w:spacing w:after="0"/>
       </w:pPr>
       <w:r>
@@ -8608,7 +8602,7 @@
     </w:p>
     <w:p>
       <w:pPr>
-        <w:shd w:fill="F2F2F2" w:val="clear"/>
+        <w:shd w:fill="F0F0E8" w:val="clear"/>
         <w:spacing w:after="0"/>
       </w:pPr>
       <w:r>
@@ -8622,7 +8616,7 @@
     </w:p>
     <w:p>
       <w:pPr>
-        <w:shd w:fill="F2F2F2" w:val="clear"/>
+        <w:shd w:fill="F0F0E8" w:val="clear"/>
         <w:spacing w:after="0"/>
       </w:pPr>
       <w:r>
@@ -8636,7 +8630,7 @@
     </w:p>
     <w:p>
       <w:pPr>
-        <w:shd w:fill="F2F2F2" w:val="clear"/>
+        <w:shd w:fill="F0F0E8" w:val="clear"/>
         <w:spacing w:after="0"/>
       </w:pPr>
       <w:r>
@@ -8650,7 +8644,7 @@
     </w:p>
     <w:p>
       <w:pPr>
-        <w:shd w:fill="F2F2F2" w:val="clear"/>
+        <w:shd w:fill="F0F0E8" w:val="clear"/>
         <w:spacing w:after="0"/>
       </w:pPr>
       <w:r>
@@ -8664,7 +8658,7 @@
     </w:p>
     <w:p>
       <w:pPr>
-        <w:shd w:fill="F2F2F2" w:val="clear"/>
+        <w:shd w:fill="F0F0E8" w:val="clear"/>
         <w:spacing w:after="0"/>
       </w:pPr>
       <w:r>
@@ -8678,7 +8672,7 @@
     </w:p>
     <w:p>
       <w:pPr>
-        <w:shd w:fill="F2F2F2" w:val="clear"/>
+        <w:shd w:fill="F0F0E8" w:val="clear"/>
         <w:spacing w:after="0"/>
       </w:pPr>
       <w:r>
@@ -8692,7 +8686,7 @@
     </w:p>
     <w:p>
       <w:pPr>
-        <w:shd w:fill="F2F2F2" w:val="clear"/>
+        <w:shd w:fill="F0F0E8" w:val="clear"/>
         <w:spacing w:after="0"/>
       </w:pPr>
       <w:r>
@@ -8706,7 +8700,7 @@
     </w:p>
     <w:p>
       <w:pPr>
-        <w:shd w:fill="F2F2F2" w:val="clear"/>
+        <w:shd w:fill="F0F0E8" w:val="clear"/>
         <w:spacing w:after="0"/>
       </w:pPr>
       <w:r>
@@ -8720,7 +8714,7 @@
     </w:p>
     <w:p>
       <w:pPr>
-        <w:shd w:fill="F2F2F2" w:val="clear"/>
+        <w:shd w:fill="F0F0E8" w:val="clear"/>
         <w:spacing w:after="0"/>
       </w:pPr>
       <w:r>
@@ -8734,7 +8728,7 @@
     </w:p>
     <w:p>
       <w:pPr>
-        <w:shd w:fill="F2F2F2" w:val="clear"/>
+        <w:shd w:fill="F0F0E8" w:val="clear"/>
         <w:spacing w:after="0"/>
       </w:pPr>
       <w:r>
@@ -8748,7 +8742,7 @@
     </w:p>
     <w:p>
       <w:pPr>
-        <w:shd w:fill="F2F2F2" w:val="clear"/>
+        <w:shd w:fill="F0F0E8" w:val="clear"/>
         <w:spacing w:after="0"/>
       </w:pPr>
       <w:r>
@@ -8762,7 +8756,7 @@
     </w:p>
     <w:p>
       <w:pPr>
-        <w:shd w:fill="F2F2F2" w:val="clear"/>
+        <w:shd w:fill="F0F0E8" w:val="clear"/>
         <w:spacing w:after="0"/>
       </w:pPr>
       <w:r>
@@ -8776,7 +8770,7 @@
     </w:p>
     <w:p>
       <w:pPr>
-        <w:shd w:fill="F2F2F2" w:val="clear"/>
+        <w:shd w:fill="F0F0E8" w:val="clear"/>
         <w:spacing w:after="0"/>
       </w:pPr>
       <w:r>
@@ -8790,7 +8784,7 @@
     </w:p>
     <w:p>
       <w:pPr>
-        <w:shd w:fill="F2F2F2" w:val="clear"/>
+        <w:shd w:fill="F0F0E8" w:val="clear"/>
         <w:spacing w:after="0"/>
       </w:pPr>
       <w:r>
@@ -8804,7 +8798,7 @@
     </w:p>
     <w:p>
       <w:pPr>
-        <w:shd w:fill="F2F2F2" w:val="clear"/>
+        <w:shd w:fill="F0F0E8" w:val="clear"/>
         <w:spacing w:after="0"/>
       </w:pPr>
       <w:r>
@@ -8818,7 +8812,7 @@
     </w:p>
     <w:p>
       <w:pPr>
-        <w:shd w:fill="F2F2F2" w:val="clear"/>
+        <w:shd w:fill="F0F0E8" w:val="clear"/>
         <w:spacing w:after="0"/>
       </w:pPr>
       <w:r>
@@ -8832,7 +8826,7 @@
     </w:p>
     <w:p>
       <w:pPr>
-        <w:shd w:fill="F2F2F2" w:val="clear"/>
+        <w:shd w:fill="F0F0E8" w:val="clear"/>
         <w:spacing w:after="0"/>
       </w:pPr>
       <w:r>
@@ -8846,7 +8840,7 @@
     </w:p>
     <w:p>
       <w:pPr>
-        <w:shd w:fill="F2F2F2" w:val="clear"/>
+        <w:shd w:fill="F0F0E8" w:val="clear"/>
         <w:spacing w:after="0"/>
       </w:pPr>
       <w:r>
@@ -8860,7 +8854,7 @@
     </w:p>
     <w:p>
       <w:pPr>
-        <w:shd w:fill="F2F2F2" w:val="clear"/>
+        <w:shd w:fill="F0F0E8" w:val="clear"/>
         <w:spacing w:after="0"/>
       </w:pPr>
       <w:r>
@@ -8874,7 +8868,7 @@
     </w:p>
     <w:p>
       <w:pPr>
-        <w:shd w:fill="F2F2F2" w:val="clear"/>
+        <w:shd w:fill="F0F0E8" w:val="clear"/>
         <w:spacing w:after="0"/>
       </w:pPr>
       <w:r>
@@ -8888,7 +8882,7 @@
     </w:p>
     <w:p>
       <w:pPr>
-        <w:shd w:fill="F2F2F2" w:val="clear"/>
+        <w:shd w:fill="F0F0E8" w:val="clear"/>
         <w:spacing w:after="0"/>
       </w:pPr>
       <w:r>
@@ -8902,7 +8896,7 @@
     </w:p>
     <w:p>
       <w:pPr>
-        <w:shd w:fill="F2F2F2" w:val="clear"/>
+        <w:shd w:fill="F0F0E8" w:val="clear"/>
         <w:spacing w:after="0"/>
       </w:pPr>
       <w:r>
@@ -8923,7 +8917,6 @@
       </w:r>
     </w:p>
     <w:sectPr>
-      <w:footerReference w:type="default" r:id="rId7"/>
       <w:pgSz w:w="12240" w:h="15840" w:orient="portrait"/>
       <w:pgMar w:top="1440" w:right="1440" w:bottom="1440" w:left="1440" w:header="708" w:footer="708" w:gutter="0"/>
       <w:pgNumType/>
@@ -8972,25 +8965,6 @@
     </w:p>
   </w:endnote>
 </w:endnotes>
-</file>
-
-<file path=word/footer1.xml><?xml version="1.0" encoding="utf-8"?>
-<w:ftr xmlns:wpc="http://schemas.microsoft.com/office/word/2010/wordprocessingCanvas" xmlns:mc="http://schemas.openxmlformats.org/markup-compatibility/2006" xmlns:o="urn:schemas-microsoft-com:office:office" xmlns:r="http://schemas.openxmlformats.org/officeDocument/2006/relationships" xmlns:m="http://schemas.openxmlformats.org/officeDocument/2006/math" xmlns:v="urn:schemas-microsoft-com:vml" xmlns:wp14="http://schemas.microsoft.com/office/word/2010/wordprocessingDrawing" xmlns:wp="http://schemas.openxmlformats.org/drawingml/2006/wordprocessingDrawing" xmlns:w10="urn:schemas-microsoft-com:office:word" xmlns:w="http://schemas.openxmlformats.org/wordprocessingml/2006/main" xmlns:w14="http://schemas.microsoft.com/office/word/2010/wordml" xmlns:w15="http://schemas.microsoft.com/office/word/2012/wordml" xmlns:wpg="http://schemas.microsoft.com/office/word/2010/wordprocessingGroup" xmlns:wpi="http://schemas.microsoft.com/office/word/2010/wordprocessingInk" xmlns:wne="http://schemas.microsoft.com/office/word/2006/wordml" xmlns:wps="http://schemas.microsoft.com/office/word/2010/wordprocessingShape">
-  <w:p>
-    <w:pPr>
-      <w:jc w:val="center"/>
-    </w:pPr>
-    <w:r>
-      <w:t xml:space="preserve">Page </w:t>
-    </w:r>
-    <w:r>
-      <w:fldChar w:fldCharType="begin"/>
-      <w:instrText xml:space="preserve">PAGE</w:instrText>
-      <w:fldChar w:fldCharType="separate"/>
-      <w:fldChar w:fldCharType="end"/>
-    </w:r>
-  </w:p>
-</w:ftr>
 </file>
 
 <file path=word/footnotes.xml><?xml version="1.0" encoding="utf-8"?>
@@ -9148,7 +9122,7 @@
   <w:docDefaults>
     <w:rPrDefault>
       <w:rPr>
-        <w:rFonts w:ascii="Arial" w:cs="Arial" w:eastAsia="Arial" w:hAnsi="Arial"/>
+        <w:rFonts w:ascii="Calibri" w:cs="Calibri" w:eastAsia="Calibri" w:hAnsi="Calibri"/>
         <w:sz w:val="22"/>
         <w:szCs w:val="22"/>
       </w:rPr>
@@ -9335,7 +9309,7 @@
       <w:spacing w:after="120"/>
     </w:pPr>
     <w:rPr>
-      <w:rFonts w:ascii="Arial" w:cs="Arial" w:eastAsia="Arial" w:hAnsi="Arial"/>
+      <w:rFonts w:ascii="Calibri" w:cs="Calibri" w:eastAsia="Calibri" w:hAnsi="Calibri"/>
       <w:b/>
       <w:bCs/>
       <w:sz w:val="44"/>
@@ -9352,7 +9326,7 @@
       <w:outlineLvl w:val="0"/>
     </w:pPr>
     <w:rPr>
-      <w:rFonts w:ascii="Arial" w:cs="Arial" w:eastAsia="Arial" w:hAnsi="Arial"/>
+      <w:rFonts w:ascii="Calibri" w:cs="Calibri" w:eastAsia="Calibri" w:hAnsi="Calibri"/>
       <w:b/>
       <w:bCs/>
       <w:color w:val="2E74B5"/>
